--- a/lessons/3-7/downloads/reveal/teacher/3.7-homework-packet-level-1.docx
+++ b/lessons/3-7/downloads/reveal/teacher/3.7-homework-packet-level-1.docx
@@ -78,14 +78,15 @@
           <w:caps/>
           <w:color w:val="003A70"/>
           <w:spacing w:val="12"/>
-          <w:sz w:val="21"/>
+          <w:sz w:val="22"/>
           <w:szCs w:val="21"/>
         </w:rPr>
-        <w:t xml:space="preserve">Lesson 3-7  ·  Homework Packet  ·  Level 1  ·  Sheet 1 of 2</w:t>
+        <w:t xml:space="preserve">Lesson 3-7  ·  Homework Packet  ·  Supported  ·  Session 1 · pages 1–2</w:t>
       </w:r>
     </w:p>
     <w:p>
       <w:pPr>
+        <w:pStyle w:val="Heading1"/>
         <w:keepNext/>
         <w:spacing w:before="0" w:after="10" w:line="240" w:lineRule="auto"/>
       </w:pPr>
@@ -111,7 +112,7 @@
         <w:rPr>
           <w:rFonts w:ascii="Avenir Next" w:hAnsi="Avenir Next" w:cs="Avenir Next" w:eastAsia="Avenir Next"/>
           <w:color w:val="5A5F66"/>
-          <w:sz w:val="17"/>
+          <w:sz w:val="22"/>
           <w:szCs w:val="17"/>
         </w:rPr>
         <w:t xml:space="preserve">Maryland Standard 6.RP.A.3d   ·   Learning target — I can convert a measurement between the customary and metric systems using a given rate.</w:t>
@@ -158,6 +159,7 @@
           </w:tcPr>
           <w:p>
             <w:pPr>
+              <w:pStyle w:val="Heading2"/>
               <w:spacing w:before="0" w:after="40" w:line="264" w:lineRule="auto"/>
             </w:pPr>
             <w:r>
@@ -185,25 +187,25 @@
                 <w:rFonts w:ascii="Avenir Next" w:hAnsi="Avenir Next" w:cs="Avenir Next" w:eastAsia="Avenir Next"/>
                 <w:b/>
                 <w:color w:val="003A70"/>
+                <w:sz w:val="22"/>
+                <w:szCs w:val="18"/>
+              </w:rPr>
+              <w:t xml:space="preserve">•</w:t>
+            </w:r>
+            <w:r>
+              <w:rPr>
+                <w:rFonts w:ascii="Avenir Next" w:hAnsi="Avenir Next" w:cs="Avenir Next" w:eastAsia="Avenir Next"/>
+                <w:color w:val="1A1A1A"/>
                 <w:sz w:val="18"/>
                 <w:szCs w:val="18"/>
               </w:rPr>
-              <w:t xml:space="preserve">•</w:t>
-            </w:r>
-            <w:r>
-              <w:rPr>
-                <w:rFonts w:ascii="Avenir Next" w:hAnsi="Avenir Next" w:cs="Avenir Next" w:eastAsia="Avenir Next"/>
-                <w:color w:val="1A1A1A"/>
-                <w:sz w:val="18"/>
-                <w:szCs w:val="18"/>
-              </w:rPr>
               <w:tab/>
             </w:r>
             <w:r>
               <w:rPr>
                 <w:rFonts w:ascii="Avenir Next" w:hAnsi="Avenir Next" w:cs="Avenir Next" w:eastAsia="Avenir Next"/>
                 <w:color w:val="1A1A1A"/>
-                <w:sz w:val="18"/>
+                <w:sz w:val="22"/>
                 <w:szCs w:val="18"/>
               </w:rPr>
               <w:t xml:space="preserve">Use the rate you are given, such as 1 in = 2.54 cm, 1 mi ≈ 1.6 km, 1 kg ≈ 2.2 lb.</w:t>
@@ -222,25 +224,25 @@
                 <w:rFonts w:ascii="Avenir Next" w:hAnsi="Avenir Next" w:cs="Avenir Next" w:eastAsia="Avenir Next"/>
                 <w:b/>
                 <w:color w:val="003A70"/>
+                <w:sz w:val="22"/>
+                <w:szCs w:val="18"/>
+              </w:rPr>
+              <w:t xml:space="preserve">•</w:t>
+            </w:r>
+            <w:r>
+              <w:rPr>
+                <w:rFonts w:ascii="Avenir Next" w:hAnsi="Avenir Next" w:cs="Avenir Next" w:eastAsia="Avenir Next"/>
+                <w:color w:val="1A1A1A"/>
                 <w:sz w:val="18"/>
                 <w:szCs w:val="18"/>
               </w:rPr>
-              <w:t xml:space="preserve">•</w:t>
-            </w:r>
-            <w:r>
-              <w:rPr>
-                <w:rFonts w:ascii="Avenir Next" w:hAnsi="Avenir Next" w:cs="Avenir Next" w:eastAsia="Avenir Next"/>
-                <w:color w:val="1A1A1A"/>
-                <w:sz w:val="18"/>
-                <w:szCs w:val="18"/>
-              </w:rPr>
               <w:tab/>
             </w:r>
             <w:r>
               <w:rPr>
                 <w:rFonts w:ascii="Avenir Next" w:hAnsi="Avenir Next" w:cs="Avenir Next" w:eastAsia="Avenir Next"/>
                 <w:color w:val="1A1A1A"/>
-                <w:sz w:val="18"/>
+                <w:sz w:val="22"/>
                 <w:szCs w:val="18"/>
               </w:rPr>
               <w:t xml:space="preserve">Converting to a </w:t>
@@ -250,7 +252,7 @@
                 <w:rFonts w:ascii="Avenir Next" w:hAnsi="Avenir Next" w:cs="Avenir Next" w:eastAsia="Avenir Next"/>
                 <w:b/>
                 <w:color w:val="1A1A1A"/>
-                <w:sz w:val="18"/>
+                <w:sz w:val="22"/>
                 <w:szCs w:val="18"/>
               </w:rPr>
               <w:t xml:space="preserve">smaller</w:t>
@@ -259,7 +261,7 @@
               <w:rPr>
                 <w:rFonts w:ascii="Avenir Next" w:hAnsi="Avenir Next" w:cs="Avenir Next" w:eastAsia="Avenir Next"/>
                 <w:color w:val="1A1A1A"/>
-                <w:sz w:val="18"/>
+                <w:sz w:val="22"/>
                 <w:szCs w:val="18"/>
               </w:rPr>
               <w:t xml:space="preserve"> unit: multiply. Converting to a </w:t>
@@ -269,7 +271,7 @@
                 <w:rFonts w:ascii="Avenir Next" w:hAnsi="Avenir Next" w:cs="Avenir Next" w:eastAsia="Avenir Next"/>
                 <w:b/>
                 <w:color w:val="1A1A1A"/>
-                <w:sz w:val="18"/>
+                <w:sz w:val="22"/>
                 <w:szCs w:val="18"/>
               </w:rPr>
               <w:t xml:space="preserve">larger</w:t>
@@ -278,7 +280,7 @@
               <w:rPr>
                 <w:rFonts w:ascii="Avenir Next" w:hAnsi="Avenir Next" w:cs="Avenir Next" w:eastAsia="Avenir Next"/>
                 <w:color w:val="1A1A1A"/>
-                <w:sz w:val="18"/>
+                <w:sz w:val="22"/>
                 <w:szCs w:val="18"/>
               </w:rPr>
               <w:t xml:space="preserve"> unit: divide.</w:t>
@@ -297,25 +299,25 @@
                 <w:rFonts w:ascii="Avenir Next" w:hAnsi="Avenir Next" w:cs="Avenir Next" w:eastAsia="Avenir Next"/>
                 <w:b/>
                 <w:color w:val="003A70"/>
+                <w:sz w:val="22"/>
+                <w:szCs w:val="18"/>
+              </w:rPr>
+              <w:t xml:space="preserve">•</w:t>
+            </w:r>
+            <w:r>
+              <w:rPr>
+                <w:rFonts w:ascii="Avenir Next" w:hAnsi="Avenir Next" w:cs="Avenir Next" w:eastAsia="Avenir Next"/>
+                <w:color w:val="1A1A1A"/>
                 <w:sz w:val="18"/>
                 <w:szCs w:val="18"/>
               </w:rPr>
-              <w:t xml:space="preserve">•</w:t>
-            </w:r>
-            <w:r>
-              <w:rPr>
-                <w:rFonts w:ascii="Avenir Next" w:hAnsi="Avenir Next" w:cs="Avenir Next" w:eastAsia="Avenir Next"/>
-                <w:color w:val="1A1A1A"/>
-                <w:sz w:val="18"/>
-                <w:szCs w:val="18"/>
-              </w:rPr>
               <w:tab/>
             </w:r>
             <w:r>
               <w:rPr>
                 <w:rFonts w:ascii="Avenir Next" w:hAnsi="Avenir Next" w:cs="Avenir Next" w:eastAsia="Avenir Next"/>
                 <w:color w:val="1A1A1A"/>
-                <w:sz w:val="18"/>
+                <w:sz w:val="22"/>
                 <w:szCs w:val="18"/>
               </w:rPr>
               <w:t xml:space="preserve">Write </w:t>
@@ -325,7 +327,7 @@
                 <w:rFonts w:ascii="Avenir Next" w:hAnsi="Avenir Next" w:cs="Avenir Next" w:eastAsia="Avenir Next"/>
                 <w:b/>
                 <w:color w:val="1A1A1A"/>
-                <w:sz w:val="18"/>
+                <w:sz w:val="22"/>
                 <w:szCs w:val="18"/>
               </w:rPr>
               <w:t xml:space="preserve">≈</w:t>
@@ -334,7 +336,7 @@
               <w:rPr>
                 <w:rFonts w:ascii="Avenir Next" w:hAnsi="Avenir Next" w:cs="Avenir Next" w:eastAsia="Avenir Next"/>
                 <w:color w:val="1A1A1A"/>
-                <w:sz w:val="18"/>
+                <w:sz w:val="22"/>
                 <w:szCs w:val="18"/>
               </w:rPr>
               <w:t xml:space="preserve"> (about) when the rate is rounded.</w:t>
@@ -349,6 +351,7 @@
           </w:tcPr>
           <w:p>
             <w:pPr>
+              <w:pStyle w:val="Heading2"/>
               <w:spacing w:before="0" w:after="40" w:line="264" w:lineRule="auto"/>
             </w:pPr>
             <w:r>
@@ -371,7 +374,7 @@
               <w:rPr>
                 <w:rFonts w:ascii="Avenir Next" w:hAnsi="Avenir Next" w:cs="Avenir Next" w:eastAsia="Avenir Next"/>
                 <w:color w:val="1A1A1A"/>
-                <w:sz w:val="17"/>
+                <w:sz w:val="22"/>
                 <w:szCs w:val="17"/>
               </w:rPr>
               <w:t xml:space="preserve">A hiking trail is 12 kilometers long. About how many miles is that? (1 mi ≈ 1.6 km)</w:t>
@@ -390,25 +393,25 @@
                 <w:rFonts w:ascii="Avenir Next" w:hAnsi="Avenir Next" w:cs="Avenir Next" w:eastAsia="Avenir Next"/>
                 <w:b/>
                 <w:color w:val="003A70"/>
+                <w:sz w:val="22"/>
+                <w:szCs w:val="17"/>
+              </w:rPr>
+              <w:t xml:space="preserve">Step 1</w:t>
+            </w:r>
+            <w:r>
+              <w:rPr>
+                <w:rFonts w:ascii="Avenir Next" w:hAnsi="Avenir Next" w:cs="Avenir Next" w:eastAsia="Avenir Next"/>
+                <w:color w:val="1A1A1A"/>
                 <w:sz w:val="17"/>
                 <w:szCs w:val="17"/>
               </w:rPr>
-              <w:t xml:space="preserve">Step 1</w:t>
-            </w:r>
-            <w:r>
-              <w:rPr>
-                <w:rFonts w:ascii="Avenir Next" w:hAnsi="Avenir Next" w:cs="Avenir Next" w:eastAsia="Avenir Next"/>
-                <w:color w:val="1A1A1A"/>
-                <w:sz w:val="17"/>
-                <w:szCs w:val="17"/>
-              </w:rPr>
               <w:tab/>
             </w:r>
             <w:r>
               <w:rPr>
                 <w:rFonts w:ascii="Avenir Next" w:hAnsi="Avenir Next" w:cs="Avenir Next" w:eastAsia="Avenir Next"/>
                 <w:color w:val="1A1A1A"/>
-                <w:sz w:val="17"/>
+                <w:sz w:val="22"/>
                 <w:szCs w:val="17"/>
               </w:rPr>
               <w:t xml:space="preserve">A mile is longer than a kilometer, so there are fewer miles. Divide.</w:t>
@@ -427,25 +430,25 @@
                 <w:rFonts w:ascii="Avenir Next" w:hAnsi="Avenir Next" w:cs="Avenir Next" w:eastAsia="Avenir Next"/>
                 <w:b/>
                 <w:color w:val="003A70"/>
+                <w:sz w:val="22"/>
+                <w:szCs w:val="17"/>
+              </w:rPr>
+              <w:t xml:space="preserve">Step 2</w:t>
+            </w:r>
+            <w:r>
+              <w:rPr>
+                <w:rFonts w:ascii="Avenir Next" w:hAnsi="Avenir Next" w:cs="Avenir Next" w:eastAsia="Avenir Next"/>
+                <w:color w:val="1A1A1A"/>
                 <w:sz w:val="17"/>
                 <w:szCs w:val="17"/>
               </w:rPr>
-              <w:t xml:space="preserve">Step 2</w:t>
-            </w:r>
-            <w:r>
-              <w:rPr>
-                <w:rFonts w:ascii="Avenir Next" w:hAnsi="Avenir Next" w:cs="Avenir Next" w:eastAsia="Avenir Next"/>
-                <w:color w:val="1A1A1A"/>
-                <w:sz w:val="17"/>
-                <w:szCs w:val="17"/>
-              </w:rPr>
               <w:tab/>
             </w:r>
             <w:r>
               <w:rPr>
                 <w:rFonts w:ascii="Avenir Next" w:hAnsi="Avenir Next" w:cs="Avenir Next" w:eastAsia="Avenir Next"/>
                 <w:color w:val="1A1A1A"/>
-                <w:sz w:val="17"/>
+                <w:sz w:val="22"/>
                 <w:szCs w:val="17"/>
               </w:rPr>
               <w:t xml:space="preserve">12 ÷ 1.6 = 7.5</w:t>
@@ -464,18 +467,18 @@
                 <w:rFonts w:ascii="Avenir Next" w:hAnsi="Avenir Next" w:cs="Avenir Next" w:eastAsia="Avenir Next"/>
                 <w:b/>
                 <w:color w:val="1A1A1A"/>
+                <w:sz w:val="22"/>
+                <w:szCs w:val="17"/>
+              </w:rPr>
+              <w:t xml:space="preserve">Answer</w:t>
+            </w:r>
+            <w:r>
+              <w:rPr>
+                <w:rFonts w:ascii="Avenir Next" w:hAnsi="Avenir Next" w:cs="Avenir Next" w:eastAsia="Avenir Next"/>
+                <w:color w:val="1A1A1A"/>
                 <w:sz w:val="17"/>
                 <w:szCs w:val="17"/>
               </w:rPr>
-              <w:t xml:space="preserve">Answer</w:t>
-            </w:r>
-            <w:r>
-              <w:rPr>
-                <w:rFonts w:ascii="Avenir Next" w:hAnsi="Avenir Next" w:cs="Avenir Next" w:eastAsia="Avenir Next"/>
-                <w:color w:val="1A1A1A"/>
-                <w:sz w:val="17"/>
-                <w:szCs w:val="17"/>
-              </w:rPr>
               <w:tab/>
             </w:r>
             <w:r>
@@ -483,7 +486,7 @@
                 <w:rFonts w:ascii="Avenir Next" w:hAnsi="Avenir Next" w:cs="Avenir Next" w:eastAsia="Avenir Next"/>
                 <w:b/>
                 <w:color w:val="1A1A1A"/>
-                <w:sz w:val="17"/>
+                <w:sz w:val="22"/>
                 <w:szCs w:val="17"/>
               </w:rPr>
               <w:t xml:space="preserve">about 7.5 miles</w:t>
@@ -533,6 +536,7 @@
           </w:tcPr>
           <w:p>
             <w:pPr>
+              <w:pStyle w:val="Heading2"/>
               <w:spacing w:before="0" w:after="40" w:line="264" w:lineRule="auto"/>
             </w:pPr>
             <w:r>
@@ -556,7 +560,7 @@
                 <w:rFonts w:ascii="Avenir Next" w:hAnsi="Avenir Next" w:cs="Avenir Next" w:eastAsia="Avenir Next"/>
                 <w:b/>
                 <w:color w:val="1A1A1A"/>
-                <w:sz w:val="21"/>
+                <w:sz w:val="22"/>
                 <w:szCs w:val="21"/>
               </w:rPr>
               <w:t xml:space="preserve">≈</w:t>
@@ -565,7 +569,7 @@
               <w:rPr>
                 <w:rFonts w:ascii="Avenir Next" w:hAnsi="Avenir Next" w:cs="Avenir Next" w:eastAsia="Avenir Next"/>
                 <w:color w:val="5A5F66"/>
-                <w:sz w:val="21"/>
+                <w:sz w:val="22"/>
                 <w:szCs w:val="21"/>
               </w:rPr>
               <w:t xml:space="preserve"> — </w:t>
@@ -574,7 +578,7 @@
               <w:rPr>
                 <w:rFonts w:ascii="Avenir Next" w:hAnsi="Avenir Next" w:cs="Avenir Next" w:eastAsia="Avenir Next"/>
                 <w:color w:val="1A1A1A"/>
-                <w:sz w:val="21"/>
+                <w:sz w:val="22"/>
                 <w:szCs w:val="21"/>
               </w:rPr>
               <w:t xml:space="preserve">about equal to</w:t>
@@ -589,7 +593,7 @@
                 <w:rFonts w:ascii="Avenir Next" w:hAnsi="Avenir Next" w:cs="Avenir Next" w:eastAsia="Avenir Next"/>
                 <w:b/>
                 <w:color w:val="1A1A1A"/>
-                <w:sz w:val="21"/>
+                <w:sz w:val="22"/>
                 <w:szCs w:val="21"/>
               </w:rPr>
               <w:t xml:space="preserve">kilogram (kg)</w:t>
@@ -598,7 +602,7 @@
               <w:rPr>
                 <w:rFonts w:ascii="Avenir Next" w:hAnsi="Avenir Next" w:cs="Avenir Next" w:eastAsia="Avenir Next"/>
                 <w:color w:val="5A5F66"/>
-                <w:sz w:val="21"/>
+                <w:sz w:val="22"/>
                 <w:szCs w:val="21"/>
               </w:rPr>
               <w:t xml:space="preserve"> — </w:t>
@@ -607,7 +611,7 @@
               <w:rPr>
                 <w:rFonts w:ascii="Avenir Next" w:hAnsi="Avenir Next" w:cs="Avenir Next" w:eastAsia="Avenir Next"/>
                 <w:color w:val="1A1A1A"/>
-                <w:sz w:val="21"/>
+                <w:sz w:val="22"/>
                 <w:szCs w:val="21"/>
               </w:rPr>
               <w:t xml:space="preserve">heavier than a pound: 1 kg ≈ 2.2 lb</w:t>
@@ -633,7 +637,7 @@
                 <w:rFonts w:ascii="Avenir Next" w:hAnsi="Avenir Next" w:cs="Avenir Next" w:eastAsia="Avenir Next"/>
                 <w:b/>
                 <w:color w:val="1A1A1A"/>
-                <w:sz w:val="21"/>
+                <w:sz w:val="22"/>
                 <w:szCs w:val="21"/>
               </w:rPr>
               <w:t xml:space="preserve">kilometer (km)</w:t>
@@ -642,7 +646,7 @@
               <w:rPr>
                 <w:rFonts w:ascii="Avenir Next" w:hAnsi="Avenir Next" w:cs="Avenir Next" w:eastAsia="Avenir Next"/>
                 <w:color w:val="5A5F66"/>
-                <w:sz w:val="21"/>
+                <w:sz w:val="22"/>
                 <w:szCs w:val="21"/>
               </w:rPr>
               <w:t xml:space="preserve"> — </w:t>
@@ -651,7 +655,7 @@
               <w:rPr>
                 <w:rFonts w:ascii="Avenir Next" w:hAnsi="Avenir Next" w:cs="Avenir Next" w:eastAsia="Avenir Next"/>
                 <w:color w:val="1A1A1A"/>
-                <w:sz w:val="21"/>
+                <w:sz w:val="22"/>
                 <w:szCs w:val="21"/>
               </w:rPr>
               <w:t xml:space="preserve">shorter than a mile: 1 mi ≈ 1.6 km</w:t>
@@ -666,7 +670,7 @@
                 <w:rFonts w:ascii="Avenir Next" w:hAnsi="Avenir Next" w:cs="Avenir Next" w:eastAsia="Avenir Next"/>
                 <w:b/>
                 <w:color w:val="1A1A1A"/>
-                <w:sz w:val="21"/>
+                <w:sz w:val="22"/>
                 <w:szCs w:val="21"/>
               </w:rPr>
               <w:t xml:space="preserve">reasonable</w:t>
@@ -675,7 +679,7 @@
               <w:rPr>
                 <w:rFonts w:ascii="Avenir Next" w:hAnsi="Avenir Next" w:cs="Avenir Next" w:eastAsia="Avenir Next"/>
                 <w:color w:val="5A5F66"/>
-                <w:sz w:val="21"/>
+                <w:sz w:val="22"/>
                 <w:szCs w:val="21"/>
               </w:rPr>
               <w:t xml:space="preserve"> — </w:t>
@@ -684,7 +688,7 @@
               <w:rPr>
                 <w:rFonts w:ascii="Avenir Next" w:hAnsi="Avenir Next" w:cs="Avenir Next" w:eastAsia="Avenir Next"/>
                 <w:color w:val="1A1A1A"/>
-                <w:sz w:val="21"/>
+                <w:sz w:val="22"/>
                 <w:szCs w:val="21"/>
               </w:rPr>
               <w:t xml:space="preserve">the size of the answer makes sense</w:t>
@@ -695,6 +699,7 @@
     </w:tbl>
     <w:p>
       <w:pPr>
+        <w:pStyle w:val="Heading2"/>
         <w:keepNext/>
         <w:pBdr>
           <w:bottom w:val="single" w:sz="8" w:space="3" w:color="003A70"/>
@@ -710,7 +715,7 @@
           <w:b/>
           <w:color w:val="003A70"/>
           <w:spacing w:val="14"/>
-          <w:sz w:val="21"/>
+          <w:sz w:val="22"/>
           <w:szCs w:val="21"/>
         </w:rPr>
         <w:t xml:space="preserve">PRACTICE</w:t>
@@ -729,7 +734,7 @@
           <w:rFonts w:ascii="Avenir Next" w:hAnsi="Avenir Next" w:cs="Avenir Next" w:eastAsia="Avenir Next"/>
           <w:i/>
           <w:color w:val="5A5F66"/>
-          <w:sz w:val="17"/>
+          <w:sz w:val="22"/>
           <w:szCs w:val="17"/>
         </w:rPr>
         <w:t xml:space="preserve">show your work · label units</w:t>
@@ -1533,25 +1538,25 @@
                 <w:rFonts w:ascii="Avenir Next" w:hAnsi="Avenir Next" w:cs="Avenir Next" w:eastAsia="Avenir Next"/>
                 <w:b/>
                 <w:color w:val="003A70"/>
+                <w:sz w:val="22"/>
+                <w:szCs w:val="18"/>
+              </w:rPr>
+              <w:t xml:space="preserve">Step 1</w:t>
+            </w:r>
+            <w:r>
+              <w:rPr>
+                <w:rFonts w:ascii="Avenir Next" w:hAnsi="Avenir Next" w:cs="Avenir Next" w:eastAsia="Avenir Next"/>
+                <w:color w:val="1A1A1A"/>
                 <w:sz w:val="18"/>
                 <w:szCs w:val="18"/>
               </w:rPr>
-              <w:t xml:space="preserve">Step 1</w:t>
-            </w:r>
-            <w:r>
-              <w:rPr>
-                <w:rFonts w:ascii="Avenir Next" w:hAnsi="Avenir Next" w:cs="Avenir Next" w:eastAsia="Avenir Next"/>
-                <w:color w:val="1A1A1A"/>
-                <w:sz w:val="18"/>
-                <w:szCs w:val="18"/>
-              </w:rPr>
               <w:tab/>
             </w:r>
             <w:r>
               <w:rPr>
                 <w:rFonts w:ascii="Avenir Next" w:hAnsi="Avenir Next" w:cs="Avenir Next" w:eastAsia="Avenir Next"/>
                 <w:color w:val="1A1A1A"/>
-                <w:sz w:val="21"/>
+                <w:sz w:val="22"/>
                 <w:szCs w:val="21"/>
               </w:rPr>
               <w:t xml:space="preserve">Kilograms to pounds: multiply by 2.2.</w:t>
@@ -1571,25 +1576,25 @@
                 <w:rFonts w:ascii="Avenir Next" w:hAnsi="Avenir Next" w:cs="Avenir Next" w:eastAsia="Avenir Next"/>
                 <w:b/>
                 <w:color w:val="003A70"/>
+                <w:sz w:val="22"/>
+                <w:szCs w:val="18"/>
+              </w:rPr>
+              <w:t xml:space="preserve">Step 2</w:t>
+            </w:r>
+            <w:r>
+              <w:rPr>
+                <w:rFonts w:ascii="Avenir Next" w:hAnsi="Avenir Next" w:cs="Avenir Next" w:eastAsia="Avenir Next"/>
+                <w:color w:val="1A1A1A"/>
                 <w:sz w:val="18"/>
                 <w:szCs w:val="18"/>
               </w:rPr>
-              <w:t xml:space="preserve">Step 2</w:t>
-            </w:r>
-            <w:r>
-              <w:rPr>
-                <w:rFonts w:ascii="Avenir Next" w:hAnsi="Avenir Next" w:cs="Avenir Next" w:eastAsia="Avenir Next"/>
-                <w:color w:val="1A1A1A"/>
-                <w:sz w:val="18"/>
-                <w:szCs w:val="18"/>
-              </w:rPr>
               <w:tab/>
             </w:r>
             <w:r>
               <w:rPr>
                 <w:rFonts w:ascii="Avenir Next" w:hAnsi="Avenir Next" w:cs="Avenir Next" w:eastAsia="Avenir Next"/>
                 <w:color w:val="1A1A1A"/>
-                <w:sz w:val="21"/>
+                <w:sz w:val="22"/>
                 <w:szCs w:val="21"/>
               </w:rPr>
               <w:t xml:space="preserve">Pounds to kilograms: divide by 2.2.</w:t>
@@ -1645,7 +1650,7 @@
                       <w:rFonts w:ascii="Avenir Next" w:hAnsi="Avenir Next" w:cs="Avenir Next" w:eastAsia="Avenir Next"/>
                       <w:b/>
                       <w:color w:val="1A1A1A"/>
-                      <w:sz w:val="21"/>
+                      <w:sz w:val="22"/>
                       <w:szCs w:val="21"/>
                     </w:rPr>
                     <w:t xml:space="preserve">Kilograms</w:t>
@@ -1666,7 +1671,7 @@
                     <w:rPr>
                       <w:rFonts w:ascii="Avenir Next" w:hAnsi="Avenir Next" w:cs="Avenir Next" w:eastAsia="Avenir Next"/>
                       <w:color w:val="1A1A1A"/>
-                      <w:sz w:val="21"/>
+                      <w:sz w:val="22"/>
                       <w:szCs w:val="21"/>
                     </w:rPr>
                     <w:t xml:space="preserve">1</w:t>
@@ -1687,7 +1692,7 @@
                     <w:rPr>
                       <w:rFonts w:ascii="Avenir Next" w:hAnsi="Avenir Next" w:cs="Avenir Next" w:eastAsia="Avenir Next"/>
                       <w:color w:val="1A1A1A"/>
-                      <w:sz w:val="21"/>
+                      <w:sz w:val="22"/>
                       <w:szCs w:val="21"/>
                     </w:rPr>
                     <w:t xml:space="preserve">5</w:t>
@@ -1719,7 +1724,7 @@
                     <w:rPr>
                       <w:rFonts w:ascii="Avenir Next" w:hAnsi="Avenir Next" w:cs="Avenir Next" w:eastAsia="Avenir Next"/>
                       <w:color w:val="1A1A1A"/>
-                      <w:sz w:val="21"/>
+                      <w:sz w:val="22"/>
                       <w:szCs w:val="21"/>
                     </w:rPr>
                     <w:t xml:space="preserve">25</w:t>
@@ -1748,7 +1753,7 @@
                       <w:rFonts w:ascii="Avenir Next" w:hAnsi="Avenir Next" w:cs="Avenir Next" w:eastAsia="Avenir Next"/>
                       <w:b/>
                       <w:color w:val="1A1A1A"/>
-                      <w:sz w:val="21"/>
+                      <w:sz w:val="22"/>
                       <w:szCs w:val="21"/>
                     </w:rPr>
                     <w:t xml:space="preserve">Pounds</w:t>
@@ -1769,7 +1774,7 @@
                     <w:rPr>
                       <w:rFonts w:ascii="Avenir Next" w:hAnsi="Avenir Next" w:cs="Avenir Next" w:eastAsia="Avenir Next"/>
                       <w:color w:val="1A1A1A"/>
-                      <w:sz w:val="21"/>
+                      <w:sz w:val="22"/>
                       <w:szCs w:val="21"/>
                     </w:rPr>
                     <w:t xml:space="preserve">2.2</w:t>
@@ -1801,7 +1806,7 @@
                     <w:rPr>
                       <w:rFonts w:ascii="Avenir Next" w:hAnsi="Avenir Next" w:cs="Avenir Next" w:eastAsia="Avenir Next"/>
                       <w:color w:val="1A1A1A"/>
-                      <w:sz w:val="21"/>
+                      <w:sz w:val="22"/>
                       <w:szCs w:val="21"/>
                     </w:rPr>
                     <w:t xml:space="preserve">22</w:t>
@@ -1972,25 +1977,25 @@
                 <w:rFonts w:ascii="Avenir Next" w:hAnsi="Avenir Next" w:cs="Avenir Next" w:eastAsia="Avenir Next"/>
                 <w:b/>
                 <w:color w:val="003A70"/>
+                <w:sz w:val="22"/>
+                <w:szCs w:val="18"/>
+              </w:rPr>
+              <w:t xml:space="preserve">Step 1</w:t>
+            </w:r>
+            <w:r>
+              <w:rPr>
+                <w:rFonts w:ascii="Avenir Next" w:hAnsi="Avenir Next" w:cs="Avenir Next" w:eastAsia="Avenir Next"/>
+                <w:color w:val="1A1A1A"/>
                 <w:sz w:val="18"/>
                 <w:szCs w:val="18"/>
               </w:rPr>
-              <w:t xml:space="preserve">Step 1</w:t>
-            </w:r>
-            <w:r>
-              <w:rPr>
-                <w:rFonts w:ascii="Avenir Next" w:hAnsi="Avenir Next" w:cs="Avenir Next" w:eastAsia="Avenir Next"/>
-                <w:color w:val="1A1A1A"/>
-                <w:sz w:val="18"/>
-                <w:szCs w:val="18"/>
-              </w:rPr>
               <w:tab/>
             </w:r>
             <w:r>
               <w:rPr>
                 <w:rFonts w:ascii="Avenir Next" w:hAnsi="Avenir Next" w:cs="Avenir Next" w:eastAsia="Avenir Next"/>
                 <w:color w:val="1A1A1A"/>
-                <w:sz w:val="21"/>
+                <w:sz w:val="22"/>
                 <w:szCs w:val="21"/>
               </w:rPr>
               <w:t xml:space="preserve">A mile is longer than a kilometer, so the answer is smaller.</w:t>
@@ -2010,25 +2015,25 @@
                 <w:rFonts w:ascii="Avenir Next" w:hAnsi="Avenir Next" w:cs="Avenir Next" w:eastAsia="Avenir Next"/>
                 <w:b/>
                 <w:color w:val="003A70"/>
+                <w:sz w:val="22"/>
+                <w:szCs w:val="18"/>
+              </w:rPr>
+              <w:t xml:space="preserve">Step 2</w:t>
+            </w:r>
+            <w:r>
+              <w:rPr>
+                <w:rFonts w:ascii="Avenir Next" w:hAnsi="Avenir Next" w:cs="Avenir Next" w:eastAsia="Avenir Next"/>
+                <w:color w:val="1A1A1A"/>
                 <w:sz w:val="18"/>
                 <w:szCs w:val="18"/>
               </w:rPr>
-              <w:t xml:space="preserve">Step 2</w:t>
-            </w:r>
-            <w:r>
-              <w:rPr>
-                <w:rFonts w:ascii="Avenir Next" w:hAnsi="Avenir Next" w:cs="Avenir Next" w:eastAsia="Avenir Next"/>
-                <w:color w:val="1A1A1A"/>
-                <w:sz w:val="18"/>
-                <w:szCs w:val="18"/>
-              </w:rPr>
               <w:tab/>
             </w:r>
             <w:r>
               <w:rPr>
                 <w:rFonts w:ascii="Avenir Next" w:hAnsi="Avenir Next" w:cs="Avenir Next" w:eastAsia="Avenir Next"/>
                 <w:color w:val="1A1A1A"/>
-                <w:sz w:val="21"/>
+                <w:sz w:val="22"/>
                 <w:szCs w:val="21"/>
               </w:rPr>
               <w:t xml:space="preserve">Divide 96 by 1.6.</w:t>
@@ -2105,25 +2110,25 @@
                 <w:rFonts w:ascii="Avenir Next" w:hAnsi="Avenir Next" w:cs="Avenir Next" w:eastAsia="Avenir Next"/>
                 <w:b/>
                 <w:color w:val="1A1A1A"/>
+                <w:sz w:val="22"/>
+                <w:szCs w:val="18"/>
+              </w:rPr>
+              <w:t xml:space="preserve">Answer</w:t>
+            </w:r>
+            <w:r>
+              <w:rPr>
+                <w:rFonts w:ascii="Avenir Next" w:hAnsi="Avenir Next" w:cs="Avenir Next" w:eastAsia="Avenir Next"/>
+                <w:color w:val="1A1A1A"/>
                 <w:sz w:val="18"/>
                 <w:szCs w:val="18"/>
               </w:rPr>
-              <w:t xml:space="preserve">Answer</w:t>
-            </w:r>
-            <w:r>
-              <w:rPr>
-                <w:rFonts w:ascii="Avenir Next" w:hAnsi="Avenir Next" w:cs="Avenir Next" w:eastAsia="Avenir Next"/>
-                <w:color w:val="1A1A1A"/>
-                <w:sz w:val="18"/>
-                <w:szCs w:val="18"/>
-              </w:rPr>
               <w:tab/>
             </w:r>
             <w:r>
               <w:rPr>
                 <w:rFonts w:ascii="Avenir Next" w:hAnsi="Avenir Next" w:cs="Avenir Next" w:eastAsia="Avenir Next"/>
                 <w:color w:val="1A1A1A"/>
-                <w:sz w:val="18"/>
+                <w:sz w:val="22"/>
                 <w:szCs w:val="18"/>
               </w:rPr>
               <w:t xml:space="preserve">  miles</w:t>
@@ -2237,25 +2242,25 @@
                 <w:rFonts w:ascii="Avenir Next" w:hAnsi="Avenir Next" w:cs="Avenir Next" w:eastAsia="Avenir Next"/>
                 <w:b/>
                 <w:color w:val="003A70"/>
+                <w:sz w:val="22"/>
+                <w:szCs w:val="18"/>
+              </w:rPr>
+              <w:t xml:space="preserve">Step 1</w:t>
+            </w:r>
+            <w:r>
+              <w:rPr>
+                <w:rFonts w:ascii="Avenir Next" w:hAnsi="Avenir Next" w:cs="Avenir Next" w:eastAsia="Avenir Next"/>
+                <w:color w:val="1A1A1A"/>
                 <w:sz w:val="18"/>
                 <w:szCs w:val="18"/>
               </w:rPr>
-              <w:t xml:space="preserve">Step 1</w:t>
-            </w:r>
-            <w:r>
-              <w:rPr>
-                <w:rFonts w:ascii="Avenir Next" w:hAnsi="Avenir Next" w:cs="Avenir Next" w:eastAsia="Avenir Next"/>
-                <w:color w:val="1A1A1A"/>
-                <w:sz w:val="18"/>
-                <w:szCs w:val="18"/>
-              </w:rPr>
               <w:tab/>
             </w:r>
             <w:r>
               <w:rPr>
                 <w:rFonts w:ascii="Avenir Next" w:hAnsi="Avenir Next" w:cs="Avenir Next" w:eastAsia="Avenir Next"/>
                 <w:color w:val="1A1A1A"/>
-                <w:sz w:val="21"/>
+                <w:sz w:val="22"/>
                 <w:szCs w:val="21"/>
               </w:rPr>
               <w:t xml:space="preserve">Divide 55 by 2.2 to get kilograms.</w:t>
@@ -2275,25 +2280,25 @@
                 <w:rFonts w:ascii="Avenir Next" w:hAnsi="Avenir Next" w:cs="Avenir Next" w:eastAsia="Avenir Next"/>
                 <w:b/>
                 <w:color w:val="003A70"/>
+                <w:sz w:val="22"/>
+                <w:szCs w:val="18"/>
+              </w:rPr>
+              <w:t xml:space="preserve">Step 2</w:t>
+            </w:r>
+            <w:r>
+              <w:rPr>
+                <w:rFonts w:ascii="Avenir Next" w:hAnsi="Avenir Next" w:cs="Avenir Next" w:eastAsia="Avenir Next"/>
+                <w:color w:val="1A1A1A"/>
                 <w:sz w:val="18"/>
                 <w:szCs w:val="18"/>
               </w:rPr>
-              <w:t xml:space="preserve">Step 2</w:t>
-            </w:r>
-            <w:r>
-              <w:rPr>
-                <w:rFonts w:ascii="Avenir Next" w:hAnsi="Avenir Next" w:cs="Avenir Next" w:eastAsia="Avenir Next"/>
-                <w:color w:val="1A1A1A"/>
-                <w:sz w:val="18"/>
-                <w:szCs w:val="18"/>
-              </w:rPr>
               <w:tab/>
             </w:r>
             <w:r>
               <w:rPr>
                 <w:rFonts w:ascii="Avenir Next" w:hAnsi="Avenir Next" w:cs="Avenir Next" w:eastAsia="Avenir Next"/>
                 <w:color w:val="1A1A1A"/>
-                <w:sz w:val="21"/>
+                <w:sz w:val="22"/>
                 <w:szCs w:val="21"/>
               </w:rPr>
               <w:t xml:space="preserve">Compare your answer with 23 kg.</w:t>
@@ -2527,7 +2532,7 @@
                 <w:rFonts w:ascii="Avenir Next" w:hAnsi="Avenir Next" w:cs="Avenir Next" w:eastAsia="Avenir Next"/>
                 <w:b/>
                 <w:color w:val="003A70"/>
-                <w:sz w:val="17"/>
+                <w:sz w:val="22"/>
                 <w:szCs w:val="17"/>
               </w:rPr>
               <w:t xml:space="preserve">Frame  </w:t>
@@ -2537,10 +2542,30 @@
                 <w:rFonts w:ascii="Avenir Next" w:hAnsi="Avenir Next" w:cs="Avenir Next" w:eastAsia="Avenir Next"/>
                 <w:i/>
                 <w:color w:val="1A1A1A"/>
+                <w:sz w:val="22"/>
+                <w:szCs w:val="18"/>
+              </w:rPr>
+              <w:t xml:space="preserve">100 m ≈ </w:t>
+            </w:r>
+            <w:r>
+              <w:rPr>
+                <w:rFonts w:ascii="Avenir Next" w:hAnsi="Avenir Next" w:cs="Avenir Next" w:eastAsia="Avenir Next"/>
+                <w:color w:val="1A1A1A"/>
                 <w:sz w:val="18"/>
                 <w:szCs w:val="18"/>
-              </w:rPr>
-              <w:t xml:space="preserve">100 m ≈ </w:t>
+                <w:u w:val="single"/>
+              </w:rPr>
+              <w:t xml:space="preserve">      </w:t>
+            </w:r>
+            <w:r>
+              <w:rPr>
+                <w:rFonts w:ascii="Avenir Next" w:hAnsi="Avenir Next" w:cs="Avenir Next" w:eastAsia="Avenir Next"/>
+                <w:i/>
+                <w:color w:val="1A1A1A"/>
+                <w:sz w:val="22"/>
+                <w:szCs w:val="18"/>
+              </w:rPr>
+              <w:t xml:space="preserve"> yd, so the </w:t>
             </w:r>
             <w:r>
               <w:rPr>
@@ -2557,17 +2582,17 @@
                 <w:rFonts w:ascii="Avenir Next" w:hAnsi="Avenir Next" w:cs="Avenir Next" w:eastAsia="Avenir Next"/>
                 <w:i/>
                 <w:color w:val="1A1A1A"/>
+                <w:sz w:val="22"/>
+                <w:szCs w:val="18"/>
+              </w:rPr>
+              <w:t xml:space="preserve"> race is longer because </w:t>
+            </w:r>
+            <w:r>
+              <w:rPr>
+                <w:rFonts w:ascii="Avenir Next" w:hAnsi="Avenir Next" w:cs="Avenir Next" w:eastAsia="Avenir Next"/>
+                <w:color w:val="1A1A1A"/>
                 <w:sz w:val="18"/>
                 <w:szCs w:val="18"/>
-              </w:rPr>
-              <w:t xml:space="preserve"> yd, so the </w:t>
-            </w:r>
-            <w:r>
-              <w:rPr>
-                <w:rFonts w:ascii="Avenir Next" w:hAnsi="Avenir Next" w:cs="Avenir Next" w:eastAsia="Avenir Next"/>
-                <w:color w:val="1A1A1A"/>
-                <w:sz w:val="18"/>
-                <w:szCs w:val="18"/>
                 <w:u w:val="single"/>
               </w:rPr>
               <w:t xml:space="preserve">      </w:t>
@@ -2577,27 +2602,7 @@
                 <w:rFonts w:ascii="Avenir Next" w:hAnsi="Avenir Next" w:cs="Avenir Next" w:eastAsia="Avenir Next"/>
                 <w:i/>
                 <w:color w:val="1A1A1A"/>
-                <w:sz w:val="18"/>
-                <w:szCs w:val="18"/>
-              </w:rPr>
-              <w:t xml:space="preserve"> race is longer because </w:t>
-            </w:r>
-            <w:r>
-              <w:rPr>
-                <w:rFonts w:ascii="Avenir Next" w:hAnsi="Avenir Next" w:cs="Avenir Next" w:eastAsia="Avenir Next"/>
-                <w:color w:val="1A1A1A"/>
-                <w:sz w:val="18"/>
-                <w:szCs w:val="18"/>
-                <w:u w:val="single"/>
-              </w:rPr>
-              <w:t xml:space="preserve">      </w:t>
-            </w:r>
-            <w:r>
-              <w:rPr>
-                <w:rFonts w:ascii="Avenir Next" w:hAnsi="Avenir Next" w:cs="Avenir Next" w:eastAsia="Avenir Next"/>
-                <w:i/>
-                <w:color w:val="1A1A1A"/>
-                <w:sz w:val="18"/>
+                <w:sz w:val="22"/>
                 <w:szCs w:val="18"/>
               </w:rPr>
               <w:t xml:space="preserve">.</w:t>
@@ -2726,6 +2731,7 @@
           </w:tcPr>
           <w:p>
             <w:pPr>
+              <w:pStyle w:val="Heading2"/>
               <w:spacing w:before="0" w:after="0" w:line="240" w:lineRule="auto"/>
             </w:pPr>
             <w:r>
@@ -2763,7 +2769,7 @@
               <w:rPr>
                 <w:rFonts w:ascii="Avenir Next" w:hAnsi="Avenir Next" w:cs="Avenir Next" w:eastAsia="Avenir Next"/>
                 <w:color w:val="1A1A1A"/>
-                <w:sz w:val="17"/>
+                <w:sz w:val="22"/>
                 <w:szCs w:val="17"/>
               </w:rPr>
               <w:t xml:space="preserve">  I can do this on my own</w:t>
@@ -2792,7 +2798,7 @@
               <w:rPr>
                 <w:rFonts w:ascii="Avenir Next" w:hAnsi="Avenir Next" w:cs="Avenir Next" w:eastAsia="Avenir Next"/>
                 <w:color w:val="1A1A1A"/>
-                <w:sz w:val="17"/>
+                <w:sz w:val="22"/>
                 <w:szCs w:val="17"/>
               </w:rPr>
               <w:t xml:space="preserve">  I need a little help</w:t>
@@ -2821,7 +2827,7 @@
               <w:rPr>
                 <w:rFonts w:ascii="Avenir Next" w:hAnsi="Avenir Next" w:cs="Avenir Next" w:eastAsia="Avenir Next"/>
                 <w:color w:val="1A1A1A"/>
-                <w:sz w:val="17"/>
+                <w:sz w:val="22"/>
                 <w:szCs w:val="17"/>
               </w:rPr>
               <w:t xml:space="preserve">  I have a question about #</w:t>
@@ -2859,7 +2865,7 @@
         <w:rPr>
           <w:rFonts w:ascii="Avenir Next" w:hAnsi="Avenir Next" w:cs="Avenir Next" w:eastAsia="Avenir Next"/>
           <w:color w:val="5A5F66"/>
-          <w:sz w:val="17"/>
+          <w:sz w:val="22"/>
           <w:szCs w:val="17"/>
         </w:rPr>
         <w:t xml:space="preserve">Find a label that shows both systems (like 1 lb (454 g)). Check that the two amounts make sense.</w:t>
@@ -2942,14 +2948,15 @@
           <w:caps/>
           <w:color w:val="003A70"/>
           <w:spacing w:val="12"/>
-          <w:sz w:val="21"/>
+          <w:sz w:val="22"/>
           <w:szCs w:val="21"/>
         </w:rPr>
-        <w:t xml:space="preserve">Lesson 3-7  ·  Homework Packet  ·  Level 1  ·  Sheet 2 of 2</w:t>
+        <w:t xml:space="preserve">Lesson 3-7  ·  Homework Packet  ·  Supported  ·  Session 2 · pages 3–4</w:t>
       </w:r>
     </w:p>
     <w:p>
       <w:pPr>
+        <w:pStyle w:val="Heading1"/>
         <w:keepNext/>
         <w:spacing w:before="0" w:after="10" w:line="240" w:lineRule="auto"/>
       </w:pPr>
@@ -2975,7 +2982,7 @@
         <w:rPr>
           <w:rFonts w:ascii="Avenir Next" w:hAnsi="Avenir Next" w:cs="Avenir Next" w:eastAsia="Avenir Next"/>
           <w:color w:val="5A5F66"/>
-          <w:sz w:val="17"/>
+          <w:sz w:val="22"/>
           <w:szCs w:val="17"/>
         </w:rPr>
         <w:t xml:space="preserve">Maryland Standard 6.RP.A.3d   ·   Learning target — I can solve a multi-step problem that requires converting units before using a rate.</w:t>
@@ -3022,6 +3029,7 @@
           </w:tcPr>
           <w:p>
             <w:pPr>
+              <w:pStyle w:val="Heading2"/>
               <w:spacing w:before="0" w:after="40" w:line="264" w:lineRule="auto"/>
             </w:pPr>
             <w:r>
@@ -3049,18 +3057,18 @@
                 <w:rFonts w:ascii="Avenir Next" w:hAnsi="Avenir Next" w:cs="Avenir Next" w:eastAsia="Avenir Next"/>
                 <w:b/>
                 <w:color w:val="003A70"/>
+                <w:sz w:val="22"/>
+                <w:szCs w:val="18"/>
+              </w:rPr>
+              <w:t xml:space="preserve">•</w:t>
+            </w:r>
+            <w:r>
+              <w:rPr>
+                <w:rFonts w:ascii="Avenir Next" w:hAnsi="Avenir Next" w:cs="Avenir Next" w:eastAsia="Avenir Next"/>
+                <w:color w:val="1A1A1A"/>
                 <w:sz w:val="18"/>
                 <w:szCs w:val="18"/>
               </w:rPr>
-              <w:t xml:space="preserve">•</w:t>
-            </w:r>
-            <w:r>
-              <w:rPr>
-                <w:rFonts w:ascii="Avenir Next" w:hAnsi="Avenir Next" w:cs="Avenir Next" w:eastAsia="Avenir Next"/>
-                <w:color w:val="1A1A1A"/>
-                <w:sz w:val="18"/>
-                <w:szCs w:val="18"/>
-              </w:rPr>
               <w:tab/>
             </w:r>
             <w:r>
@@ -3068,7 +3076,7 @@
                 <w:rFonts w:ascii="Avenir Next" w:hAnsi="Avenir Next" w:cs="Avenir Next" w:eastAsia="Avenir Next"/>
                 <w:b/>
                 <w:color w:val="1A1A1A"/>
-                <w:sz w:val="18"/>
+                <w:sz w:val="22"/>
                 <w:szCs w:val="18"/>
               </w:rPr>
               <w:t xml:space="preserve">First</w:t>
@@ -3077,7 +3085,7 @@
               <w:rPr>
                 <w:rFonts w:ascii="Avenir Next" w:hAnsi="Avenir Next" w:cs="Avenir Next" w:eastAsia="Avenir Next"/>
                 <w:color w:val="1A1A1A"/>
-                <w:sz w:val="18"/>
+                <w:sz w:val="22"/>
                 <w:szCs w:val="18"/>
               </w:rPr>
               <w:t xml:space="preserve"> convert to the unit the rate uses. </w:t>
@@ -3087,7 +3095,7 @@
                 <w:rFonts w:ascii="Avenir Next" w:hAnsi="Avenir Next" w:cs="Avenir Next" w:eastAsia="Avenir Next"/>
                 <w:b/>
                 <w:color w:val="1A1A1A"/>
-                <w:sz w:val="18"/>
+                <w:sz w:val="22"/>
                 <w:szCs w:val="18"/>
               </w:rPr>
               <w:t xml:space="preserve">Then</w:t>
@@ -3096,7 +3104,7 @@
               <w:rPr>
                 <w:rFonts w:ascii="Avenir Next" w:hAnsi="Avenir Next" w:cs="Avenir Next" w:eastAsia="Avenir Next"/>
                 <w:color w:val="1A1A1A"/>
-                <w:sz w:val="18"/>
+                <w:sz w:val="22"/>
                 <w:szCs w:val="18"/>
               </w:rPr>
               <w:t xml:space="preserve"> apply the rate.</w:t>
@@ -3115,25 +3123,25 @@
                 <w:rFonts w:ascii="Avenir Next" w:hAnsi="Avenir Next" w:cs="Avenir Next" w:eastAsia="Avenir Next"/>
                 <w:b/>
                 <w:color w:val="003A70"/>
+                <w:sz w:val="22"/>
+                <w:szCs w:val="18"/>
+              </w:rPr>
+              <w:t xml:space="preserve">•</w:t>
+            </w:r>
+            <w:r>
+              <w:rPr>
+                <w:rFonts w:ascii="Avenir Next" w:hAnsi="Avenir Next" w:cs="Avenir Next" w:eastAsia="Avenir Next"/>
+                <w:color w:val="1A1A1A"/>
                 <w:sz w:val="18"/>
                 <w:szCs w:val="18"/>
               </w:rPr>
-              <w:t xml:space="preserve">•</w:t>
-            </w:r>
-            <w:r>
-              <w:rPr>
-                <w:rFonts w:ascii="Avenir Next" w:hAnsi="Avenir Next" w:cs="Avenir Next" w:eastAsia="Avenir Next"/>
-                <w:color w:val="1A1A1A"/>
-                <w:sz w:val="18"/>
-                <w:szCs w:val="18"/>
-              </w:rPr>
               <w:tab/>
             </w:r>
             <w:r>
               <w:rPr>
                 <w:rFonts w:ascii="Avenir Next" w:hAnsi="Avenir Next" w:cs="Avenir Next" w:eastAsia="Avenir Next"/>
                 <w:color w:val="1A1A1A"/>
-                <w:sz w:val="18"/>
+                <w:sz w:val="22"/>
                 <w:szCs w:val="18"/>
               </w:rPr>
               <w:t xml:space="preserve">Keep track of the units at every step. Label your final answer.</w:t>
@@ -3148,6 +3156,7 @@
           </w:tcPr>
           <w:p>
             <w:pPr>
+              <w:pStyle w:val="Heading2"/>
               <w:spacing w:before="0" w:after="40" w:line="264" w:lineRule="auto"/>
             </w:pPr>
             <w:r>
@@ -3170,7 +3179,7 @@
               <w:rPr>
                 <w:rFonts w:ascii="Avenir Next" w:hAnsi="Avenir Next" w:cs="Avenir Next" w:eastAsia="Avenir Next"/>
                 <w:color w:val="1A1A1A"/>
-                <w:sz w:val="17"/>
+                <w:sz w:val="22"/>
                 <w:szCs w:val="17"/>
               </w:rPr>
               <w:t xml:space="preserve">A dog weighs 55 lb. The dose is 6 mg per kg. (1 kg ≈ 2.2 lb) Find the dose.</w:t>
@@ -3189,25 +3198,25 @@
                 <w:rFonts w:ascii="Avenir Next" w:hAnsi="Avenir Next" w:cs="Avenir Next" w:eastAsia="Avenir Next"/>
                 <w:b/>
                 <w:color w:val="003A70"/>
+                <w:sz w:val="22"/>
+                <w:szCs w:val="17"/>
+              </w:rPr>
+              <w:t xml:space="preserve">Step 1</w:t>
+            </w:r>
+            <w:r>
+              <w:rPr>
+                <w:rFonts w:ascii="Avenir Next" w:hAnsi="Avenir Next" w:cs="Avenir Next" w:eastAsia="Avenir Next"/>
+                <w:color w:val="1A1A1A"/>
                 <w:sz w:val="17"/>
                 <w:szCs w:val="17"/>
               </w:rPr>
-              <w:t xml:space="preserve">Step 1</w:t>
-            </w:r>
-            <w:r>
-              <w:rPr>
-                <w:rFonts w:ascii="Avenir Next" w:hAnsi="Avenir Next" w:cs="Avenir Next" w:eastAsia="Avenir Next"/>
-                <w:color w:val="1A1A1A"/>
-                <w:sz w:val="17"/>
-                <w:szCs w:val="17"/>
-              </w:rPr>
               <w:tab/>
             </w:r>
             <w:r>
               <w:rPr>
                 <w:rFonts w:ascii="Avenir Next" w:hAnsi="Avenir Next" w:cs="Avenir Next" w:eastAsia="Avenir Next"/>
                 <w:color w:val="1A1A1A"/>
-                <w:sz w:val="17"/>
+                <w:sz w:val="22"/>
                 <w:szCs w:val="17"/>
               </w:rPr>
               <w:t xml:space="preserve">Convert to kilograms: 55 ÷ 2.2 = 25 kg</w:t>
@@ -3226,25 +3235,25 @@
                 <w:rFonts w:ascii="Avenir Next" w:hAnsi="Avenir Next" w:cs="Avenir Next" w:eastAsia="Avenir Next"/>
                 <w:b/>
                 <w:color w:val="003A70"/>
+                <w:sz w:val="22"/>
+                <w:szCs w:val="17"/>
+              </w:rPr>
+              <w:t xml:space="preserve">Step 2</w:t>
+            </w:r>
+            <w:r>
+              <w:rPr>
+                <w:rFonts w:ascii="Avenir Next" w:hAnsi="Avenir Next" w:cs="Avenir Next" w:eastAsia="Avenir Next"/>
+                <w:color w:val="1A1A1A"/>
                 <w:sz w:val="17"/>
                 <w:szCs w:val="17"/>
               </w:rPr>
-              <w:t xml:space="preserve">Step 2</w:t>
-            </w:r>
-            <w:r>
-              <w:rPr>
-                <w:rFonts w:ascii="Avenir Next" w:hAnsi="Avenir Next" w:cs="Avenir Next" w:eastAsia="Avenir Next"/>
-                <w:color w:val="1A1A1A"/>
-                <w:sz w:val="17"/>
-                <w:szCs w:val="17"/>
-              </w:rPr>
               <w:tab/>
             </w:r>
             <w:r>
               <w:rPr>
                 <w:rFonts w:ascii="Avenir Next" w:hAnsi="Avenir Next" w:cs="Avenir Next" w:eastAsia="Avenir Next"/>
                 <w:color w:val="1A1A1A"/>
-                <w:sz w:val="17"/>
+                <w:sz w:val="22"/>
                 <w:szCs w:val="17"/>
               </w:rPr>
               <w:t xml:space="preserve">Apply the rate: 25 × 6 = 150</w:t>
@@ -3263,18 +3272,18 @@
                 <w:rFonts w:ascii="Avenir Next" w:hAnsi="Avenir Next" w:cs="Avenir Next" w:eastAsia="Avenir Next"/>
                 <w:b/>
                 <w:color w:val="1A1A1A"/>
+                <w:sz w:val="22"/>
+                <w:szCs w:val="17"/>
+              </w:rPr>
+              <w:t xml:space="preserve">Answer</w:t>
+            </w:r>
+            <w:r>
+              <w:rPr>
+                <w:rFonts w:ascii="Avenir Next" w:hAnsi="Avenir Next" w:cs="Avenir Next" w:eastAsia="Avenir Next"/>
+                <w:color w:val="1A1A1A"/>
                 <w:sz w:val="17"/>
                 <w:szCs w:val="17"/>
               </w:rPr>
-              <w:t xml:space="preserve">Answer</w:t>
-            </w:r>
-            <w:r>
-              <w:rPr>
-                <w:rFonts w:ascii="Avenir Next" w:hAnsi="Avenir Next" w:cs="Avenir Next" w:eastAsia="Avenir Next"/>
-                <w:color w:val="1A1A1A"/>
-                <w:sz w:val="17"/>
-                <w:szCs w:val="17"/>
-              </w:rPr>
               <w:tab/>
             </w:r>
             <w:r>
@@ -3282,7 +3291,7 @@
                 <w:rFonts w:ascii="Avenir Next" w:hAnsi="Avenir Next" w:cs="Avenir Next" w:eastAsia="Avenir Next"/>
                 <w:b/>
                 <w:color w:val="1A1A1A"/>
-                <w:sz w:val="17"/>
+                <w:sz w:val="22"/>
                 <w:szCs w:val="17"/>
               </w:rPr>
               <w:t xml:space="preserve">150 mg</w:t>
@@ -3332,6 +3341,7 @@
           </w:tcPr>
           <w:p>
             <w:pPr>
+              <w:pStyle w:val="Heading2"/>
               <w:spacing w:before="0" w:after="40" w:line="264" w:lineRule="auto"/>
             </w:pPr>
             <w:r>
@@ -3355,7 +3365,7 @@
                 <w:rFonts w:ascii="Avenir Next" w:hAnsi="Avenir Next" w:cs="Avenir Next" w:eastAsia="Avenir Next"/>
                 <w:b/>
                 <w:color w:val="1A1A1A"/>
-                <w:sz w:val="21"/>
+                <w:sz w:val="22"/>
                 <w:szCs w:val="21"/>
               </w:rPr>
               <w:t xml:space="preserve">dose</w:t>
@@ -3364,7 +3374,7 @@
               <w:rPr>
                 <w:rFonts w:ascii="Avenir Next" w:hAnsi="Avenir Next" w:cs="Avenir Next" w:eastAsia="Avenir Next"/>
                 <w:color w:val="5A5F66"/>
-                <w:sz w:val="21"/>
+                <w:sz w:val="22"/>
                 <w:szCs w:val="21"/>
               </w:rPr>
               <w:t xml:space="preserve"> — </w:t>
@@ -3373,7 +3383,7 @@
               <w:rPr>
                 <w:rFonts w:ascii="Avenir Next" w:hAnsi="Avenir Next" w:cs="Avenir Next" w:eastAsia="Avenir Next"/>
                 <w:color w:val="1A1A1A"/>
-                <w:sz w:val="21"/>
+                <w:sz w:val="22"/>
                 <w:szCs w:val="21"/>
               </w:rPr>
               <w:t xml:space="preserve">the amount of medicine to give</w:t>
@@ -3388,7 +3398,7 @@
                 <w:rFonts w:ascii="Avenir Next" w:hAnsi="Avenir Next" w:cs="Avenir Next" w:eastAsia="Avenir Next"/>
                 <w:b/>
                 <w:color w:val="1A1A1A"/>
-                <w:sz w:val="21"/>
+                <w:sz w:val="22"/>
                 <w:szCs w:val="21"/>
               </w:rPr>
               <w:t xml:space="preserve">per</w:t>
@@ -3397,7 +3407,7 @@
               <w:rPr>
                 <w:rFonts w:ascii="Avenir Next" w:hAnsi="Avenir Next" w:cs="Avenir Next" w:eastAsia="Avenir Next"/>
                 <w:color w:val="5A5F66"/>
-                <w:sz w:val="21"/>
+                <w:sz w:val="22"/>
                 <w:szCs w:val="21"/>
               </w:rPr>
               <w:t xml:space="preserve"> — </w:t>
@@ -3406,7 +3416,7 @@
               <w:rPr>
                 <w:rFonts w:ascii="Avenir Next" w:hAnsi="Avenir Next" w:cs="Avenir Next" w:eastAsia="Avenir Next"/>
                 <w:color w:val="1A1A1A"/>
-                <w:sz w:val="21"/>
+                <w:sz w:val="22"/>
                 <w:szCs w:val="21"/>
               </w:rPr>
               <w:t xml:space="preserve">for each</w:t>
@@ -3432,7 +3442,7 @@
                 <w:rFonts w:ascii="Avenir Next" w:hAnsi="Avenir Next" w:cs="Avenir Next" w:eastAsia="Avenir Next"/>
                 <w:b/>
                 <w:color w:val="1A1A1A"/>
-                <w:sz w:val="21"/>
+                <w:sz w:val="22"/>
                 <w:szCs w:val="21"/>
               </w:rPr>
               <w:t xml:space="preserve">multi-step</w:t>
@@ -3441,7 +3451,7 @@
               <w:rPr>
                 <w:rFonts w:ascii="Avenir Next" w:hAnsi="Avenir Next" w:cs="Avenir Next" w:eastAsia="Avenir Next"/>
                 <w:color w:val="5A5F66"/>
-                <w:sz w:val="21"/>
+                <w:sz w:val="22"/>
                 <w:szCs w:val="21"/>
               </w:rPr>
               <w:t xml:space="preserve"> — </w:t>
@@ -3450,7 +3460,7 @@
               <w:rPr>
                 <w:rFonts w:ascii="Avenir Next" w:hAnsi="Avenir Next" w:cs="Avenir Next" w:eastAsia="Avenir Next"/>
                 <w:color w:val="1A1A1A"/>
-                <w:sz w:val="21"/>
+                <w:sz w:val="22"/>
                 <w:szCs w:val="21"/>
               </w:rPr>
               <w:t xml:space="preserve">do one step, then the next</w:t>
@@ -3461,6 +3471,7 @@
     </w:tbl>
     <w:p>
       <w:pPr>
+        <w:pStyle w:val="Heading2"/>
         <w:keepNext/>
         <w:pBdr>
           <w:bottom w:val="single" w:sz="8" w:space="3" w:color="003A70"/>
@@ -3476,7 +3487,7 @@
           <w:b/>
           <w:color w:val="003A70"/>
           <w:spacing w:val="14"/>
-          <w:sz w:val="21"/>
+          <w:sz w:val="22"/>
           <w:szCs w:val="21"/>
         </w:rPr>
         <w:t xml:space="preserve">PRACTICE</w:t>
@@ -3495,7 +3506,7 @@
           <w:rFonts w:ascii="Avenir Next" w:hAnsi="Avenir Next" w:cs="Avenir Next" w:eastAsia="Avenir Next"/>
           <w:i/>
           <w:color w:val="5A5F66"/>
-          <w:sz w:val="17"/>
+          <w:sz w:val="22"/>
           <w:szCs w:val="17"/>
         </w:rPr>
         <w:t xml:space="preserve">show your work · label units</w:t>
@@ -4013,25 +4024,25 @@
                 <w:rFonts w:ascii="Avenir Next" w:hAnsi="Avenir Next" w:cs="Avenir Next" w:eastAsia="Avenir Next"/>
                 <w:b/>
                 <w:color w:val="003A70"/>
+                <w:sz w:val="22"/>
+                <w:szCs w:val="18"/>
+              </w:rPr>
+              <w:t xml:space="preserve">Step 1</w:t>
+            </w:r>
+            <w:r>
+              <w:rPr>
+                <w:rFonts w:ascii="Avenir Next" w:hAnsi="Avenir Next" w:cs="Avenir Next" w:eastAsia="Avenir Next"/>
+                <w:color w:val="1A1A1A"/>
                 <w:sz w:val="18"/>
                 <w:szCs w:val="18"/>
               </w:rPr>
-              <w:t xml:space="preserve">Step 1</w:t>
-            </w:r>
-            <w:r>
-              <w:rPr>
-                <w:rFonts w:ascii="Avenir Next" w:hAnsi="Avenir Next" w:cs="Avenir Next" w:eastAsia="Avenir Next"/>
-                <w:color w:val="1A1A1A"/>
-                <w:sz w:val="18"/>
-                <w:szCs w:val="18"/>
-              </w:rPr>
               <w:tab/>
             </w:r>
             <w:r>
               <w:rPr>
                 <w:rFonts w:ascii="Avenir Next" w:hAnsi="Avenir Next" w:cs="Avenir Next" w:eastAsia="Avenir Next"/>
                 <w:color w:val="1A1A1A"/>
-                <w:sz w:val="21"/>
+                <w:sz w:val="22"/>
                 <w:szCs w:val="21"/>
               </w:rPr>
               <w:t xml:space="preserve">Divide 8.8 by 2.2 to get kilograms.</w:t>
@@ -4051,25 +4062,25 @@
                 <w:rFonts w:ascii="Avenir Next" w:hAnsi="Avenir Next" w:cs="Avenir Next" w:eastAsia="Avenir Next"/>
                 <w:b/>
                 <w:color w:val="003A70"/>
+                <w:sz w:val="22"/>
+                <w:szCs w:val="18"/>
+              </w:rPr>
+              <w:t xml:space="preserve">Step 2</w:t>
+            </w:r>
+            <w:r>
+              <w:rPr>
+                <w:rFonts w:ascii="Avenir Next" w:hAnsi="Avenir Next" w:cs="Avenir Next" w:eastAsia="Avenir Next"/>
+                <w:color w:val="1A1A1A"/>
                 <w:sz w:val="18"/>
                 <w:szCs w:val="18"/>
               </w:rPr>
-              <w:t xml:space="preserve">Step 2</w:t>
-            </w:r>
-            <w:r>
-              <w:rPr>
-                <w:rFonts w:ascii="Avenir Next" w:hAnsi="Avenir Next" w:cs="Avenir Next" w:eastAsia="Avenir Next"/>
-                <w:color w:val="1A1A1A"/>
-                <w:sz w:val="18"/>
-                <w:szCs w:val="18"/>
-              </w:rPr>
               <w:tab/>
             </w:r>
             <w:r>
               <w:rPr>
                 <w:rFonts w:ascii="Avenir Next" w:hAnsi="Avenir Next" w:cs="Avenir Next" w:eastAsia="Avenir Next"/>
                 <w:color w:val="1A1A1A"/>
-                <w:sz w:val="21"/>
+                <w:sz w:val="22"/>
                 <w:szCs w:val="21"/>
               </w:rPr>
               <w:t xml:space="preserve">Multiply the kilograms by 5 mg.</w:t>
@@ -4315,25 +4326,25 @@
                 <w:rFonts w:ascii="Avenir Next" w:hAnsi="Avenir Next" w:cs="Avenir Next" w:eastAsia="Avenir Next"/>
                 <w:b/>
                 <w:color w:val="003A70"/>
+                <w:sz w:val="22"/>
+                <w:szCs w:val="18"/>
+              </w:rPr>
+              <w:t xml:space="preserve">Step 1</w:t>
+            </w:r>
+            <w:r>
+              <w:rPr>
+                <w:rFonts w:ascii="Avenir Next" w:hAnsi="Avenir Next" w:cs="Avenir Next" w:eastAsia="Avenir Next"/>
+                <w:color w:val="1A1A1A"/>
                 <w:sz w:val="18"/>
                 <w:szCs w:val="18"/>
               </w:rPr>
-              <w:t xml:space="preserve">Step 1</w:t>
-            </w:r>
-            <w:r>
-              <w:rPr>
-                <w:rFonts w:ascii="Avenir Next" w:hAnsi="Avenir Next" w:cs="Avenir Next" w:eastAsia="Avenir Next"/>
-                <w:color w:val="1A1A1A"/>
-                <w:sz w:val="18"/>
-                <w:szCs w:val="18"/>
-              </w:rPr>
               <w:tab/>
             </w:r>
             <w:r>
               <w:rPr>
                 <w:rFonts w:ascii="Avenir Next" w:hAnsi="Avenir Next" w:cs="Avenir Next" w:eastAsia="Avenir Next"/>
                 <w:color w:val="1A1A1A"/>
-                <w:sz w:val="21"/>
+                <w:sz w:val="22"/>
                 <w:szCs w:val="21"/>
               </w:rPr>
               <w:t xml:space="preserve">Multiply 4 × 400 × 5 to get meters.</w:t>
@@ -4353,25 +4364,25 @@
                 <w:rFonts w:ascii="Avenir Next" w:hAnsi="Avenir Next" w:cs="Avenir Next" w:eastAsia="Avenir Next"/>
                 <w:b/>
                 <w:color w:val="003A70"/>
+                <w:sz w:val="22"/>
+                <w:szCs w:val="18"/>
+              </w:rPr>
+              <w:t xml:space="preserve">Step 2</w:t>
+            </w:r>
+            <w:r>
+              <w:rPr>
+                <w:rFonts w:ascii="Avenir Next" w:hAnsi="Avenir Next" w:cs="Avenir Next" w:eastAsia="Avenir Next"/>
+                <w:color w:val="1A1A1A"/>
                 <w:sz w:val="18"/>
                 <w:szCs w:val="18"/>
               </w:rPr>
-              <w:t xml:space="preserve">Step 2</w:t>
-            </w:r>
-            <w:r>
-              <w:rPr>
-                <w:rFonts w:ascii="Avenir Next" w:hAnsi="Avenir Next" w:cs="Avenir Next" w:eastAsia="Avenir Next"/>
-                <w:color w:val="1A1A1A"/>
-                <w:sz w:val="18"/>
-                <w:szCs w:val="18"/>
-              </w:rPr>
               <w:tab/>
             </w:r>
             <w:r>
               <w:rPr>
                 <w:rFonts w:ascii="Avenir Next" w:hAnsi="Avenir Next" w:cs="Avenir Next" w:eastAsia="Avenir Next"/>
                 <w:color w:val="1A1A1A"/>
-                <w:sz w:val="21"/>
+                <w:sz w:val="22"/>
                 <w:szCs w:val="21"/>
               </w:rPr>
               <w:t xml:space="preserve">Divide by 1,000 for kilometers.</w:t>
@@ -4391,25 +4402,25 @@
                 <w:rFonts w:ascii="Avenir Next" w:hAnsi="Avenir Next" w:cs="Avenir Next" w:eastAsia="Avenir Next"/>
                 <w:b/>
                 <w:color w:val="003A70"/>
+                <w:sz w:val="22"/>
+                <w:szCs w:val="18"/>
+              </w:rPr>
+              <w:t xml:space="preserve">Step 3</w:t>
+            </w:r>
+            <w:r>
+              <w:rPr>
+                <w:rFonts w:ascii="Avenir Next" w:hAnsi="Avenir Next" w:cs="Avenir Next" w:eastAsia="Avenir Next"/>
+                <w:color w:val="1A1A1A"/>
                 <w:sz w:val="18"/>
                 <w:szCs w:val="18"/>
               </w:rPr>
-              <w:t xml:space="preserve">Step 3</w:t>
-            </w:r>
-            <w:r>
-              <w:rPr>
-                <w:rFonts w:ascii="Avenir Next" w:hAnsi="Avenir Next" w:cs="Avenir Next" w:eastAsia="Avenir Next"/>
-                <w:color w:val="1A1A1A"/>
-                <w:sz w:val="18"/>
-                <w:szCs w:val="18"/>
-              </w:rPr>
               <w:tab/>
             </w:r>
             <w:r>
               <w:rPr>
                 <w:rFonts w:ascii="Avenir Next" w:hAnsi="Avenir Next" w:cs="Avenir Next" w:eastAsia="Avenir Next"/>
                 <w:color w:val="1A1A1A"/>
-                <w:sz w:val="21"/>
+                <w:sz w:val="22"/>
                 <w:szCs w:val="21"/>
               </w:rPr>
               <w:t xml:space="preserve">Divide the kilometers by 1.6 for miles.</w:t>
@@ -4721,25 +4732,25 @@
                 <w:rFonts w:ascii="Avenir Next" w:hAnsi="Avenir Next" w:cs="Avenir Next" w:eastAsia="Avenir Next"/>
                 <w:b/>
                 <w:color w:val="003A70"/>
+                <w:sz w:val="22"/>
+                <w:szCs w:val="18"/>
+              </w:rPr>
+              <w:t xml:space="preserve">Step 1</w:t>
+            </w:r>
+            <w:r>
+              <w:rPr>
+                <w:rFonts w:ascii="Avenir Next" w:hAnsi="Avenir Next" w:cs="Avenir Next" w:eastAsia="Avenir Next"/>
+                <w:color w:val="1A1A1A"/>
                 <w:sz w:val="18"/>
                 <w:szCs w:val="18"/>
               </w:rPr>
-              <w:t xml:space="preserve">Step 1</w:t>
-            </w:r>
-            <w:r>
-              <w:rPr>
-                <w:rFonts w:ascii="Avenir Next" w:hAnsi="Avenir Next" w:cs="Avenir Next" w:eastAsia="Avenir Next"/>
-                <w:color w:val="1A1A1A"/>
-                <w:sz w:val="18"/>
-                <w:szCs w:val="18"/>
-              </w:rPr>
               <w:tab/>
             </w:r>
             <w:r>
               <w:rPr>
                 <w:rFonts w:ascii="Avenir Next" w:hAnsi="Avenir Next" w:cs="Avenir Next" w:eastAsia="Avenir Next"/>
                 <w:color w:val="1A1A1A"/>
-                <w:sz w:val="21"/>
+                <w:sz w:val="22"/>
                 <w:szCs w:val="21"/>
               </w:rPr>
               <w:t xml:space="preserve">Multiply 2 × 5 mL for one dose.</w:t>
@@ -4759,25 +4770,25 @@
                 <w:rFonts w:ascii="Avenir Next" w:hAnsi="Avenir Next" w:cs="Avenir Next" w:eastAsia="Avenir Next"/>
                 <w:b/>
                 <w:color w:val="003A70"/>
+                <w:sz w:val="22"/>
+                <w:szCs w:val="18"/>
+              </w:rPr>
+              <w:t xml:space="preserve">Step 2</w:t>
+            </w:r>
+            <w:r>
+              <w:rPr>
+                <w:rFonts w:ascii="Avenir Next" w:hAnsi="Avenir Next" w:cs="Avenir Next" w:eastAsia="Avenir Next"/>
+                <w:color w:val="1A1A1A"/>
                 <w:sz w:val="18"/>
                 <w:szCs w:val="18"/>
               </w:rPr>
-              <w:t xml:space="preserve">Step 2</w:t>
-            </w:r>
-            <w:r>
-              <w:rPr>
-                <w:rFonts w:ascii="Avenir Next" w:hAnsi="Avenir Next" w:cs="Avenir Next" w:eastAsia="Avenir Next"/>
-                <w:color w:val="1A1A1A"/>
-                <w:sz w:val="18"/>
-                <w:szCs w:val="18"/>
-              </w:rPr>
               <w:tab/>
             </w:r>
             <w:r>
               <w:rPr>
                 <w:rFonts w:ascii="Avenir Next" w:hAnsi="Avenir Next" w:cs="Avenir Next" w:eastAsia="Avenir Next"/>
                 <w:color w:val="1A1A1A"/>
-                <w:sz w:val="21"/>
+                <w:sz w:val="22"/>
                 <w:szCs w:val="21"/>
               </w:rPr>
               <w:t xml:space="preserve">Divide 120 mL by the mL in one dose.</w:t>
@@ -5020,7 +5031,7 @@
                 <w:rFonts w:ascii="Avenir Next" w:hAnsi="Avenir Next" w:cs="Avenir Next" w:eastAsia="Avenir Next"/>
                 <w:b/>
                 <w:color w:val="003A70"/>
-                <w:sz w:val="17"/>
+                <w:sz w:val="22"/>
                 <w:szCs w:val="17"/>
               </w:rPr>
               <w:t xml:space="preserve">Frame  </w:t>
@@ -5030,10 +5041,30 @@
                 <w:rFonts w:ascii="Avenir Next" w:hAnsi="Avenir Next" w:cs="Avenir Next" w:eastAsia="Avenir Next"/>
                 <w:i/>
                 <w:color w:val="1A1A1A"/>
+                <w:sz w:val="22"/>
+                <w:szCs w:val="18"/>
+              </w:rPr>
+              <w:t xml:space="preserve">Nia used </w:t>
+            </w:r>
+            <w:r>
+              <w:rPr>
+                <w:rFonts w:ascii="Avenir Next" w:hAnsi="Avenir Next" w:cs="Avenir Next" w:eastAsia="Avenir Next"/>
+                <w:color w:val="1A1A1A"/>
                 <w:sz w:val="18"/>
                 <w:szCs w:val="18"/>
-              </w:rPr>
-              <w:t xml:space="preserve">Nia used </w:t>
+                <w:u w:val="single"/>
+              </w:rPr>
+              <w:t xml:space="preserve">      </w:t>
+            </w:r>
+            <w:r>
+              <w:rPr>
+                <w:rFonts w:ascii="Avenir Next" w:hAnsi="Avenir Next" w:cs="Avenir Next" w:eastAsia="Avenir Next"/>
+                <w:i/>
+                <w:color w:val="1A1A1A"/>
+                <w:sz w:val="22"/>
+                <w:szCs w:val="18"/>
+              </w:rPr>
+              <w:t xml:space="preserve"> instead of </w:t>
             </w:r>
             <w:r>
               <w:rPr>
@@ -5050,17 +5081,17 @@
                 <w:rFonts w:ascii="Avenir Next" w:hAnsi="Avenir Next" w:cs="Avenir Next" w:eastAsia="Avenir Next"/>
                 <w:i/>
                 <w:color w:val="1A1A1A"/>
+                <w:sz w:val="22"/>
+                <w:szCs w:val="18"/>
+              </w:rPr>
+              <w:t xml:space="preserve">. The correct dose is </w:t>
+            </w:r>
+            <w:r>
+              <w:rPr>
+                <w:rFonts w:ascii="Avenir Next" w:hAnsi="Avenir Next" w:cs="Avenir Next" w:eastAsia="Avenir Next"/>
+                <w:color w:val="1A1A1A"/>
                 <w:sz w:val="18"/>
                 <w:szCs w:val="18"/>
-              </w:rPr>
-              <w:t xml:space="preserve"> instead of </w:t>
-            </w:r>
-            <w:r>
-              <w:rPr>
-                <w:rFonts w:ascii="Avenir Next" w:hAnsi="Avenir Next" w:cs="Avenir Next" w:eastAsia="Avenir Next"/>
-                <w:color w:val="1A1A1A"/>
-                <w:sz w:val="18"/>
-                <w:szCs w:val="18"/>
                 <w:u w:val="single"/>
               </w:rPr>
               <w:t xml:space="preserve">      </w:t>
@@ -5070,27 +5101,7 @@
                 <w:rFonts w:ascii="Avenir Next" w:hAnsi="Avenir Next" w:cs="Avenir Next" w:eastAsia="Avenir Next"/>
                 <w:i/>
                 <w:color w:val="1A1A1A"/>
-                <w:sz w:val="18"/>
-                <w:szCs w:val="18"/>
-              </w:rPr>
-              <w:t xml:space="preserve">. The correct dose is </w:t>
-            </w:r>
-            <w:r>
-              <w:rPr>
-                <w:rFonts w:ascii="Avenir Next" w:hAnsi="Avenir Next" w:cs="Avenir Next" w:eastAsia="Avenir Next"/>
-                <w:color w:val="1A1A1A"/>
-                <w:sz w:val="18"/>
-                <w:szCs w:val="18"/>
-                <w:u w:val="single"/>
-              </w:rPr>
-              <w:t xml:space="preserve">      </w:t>
-            </w:r>
-            <w:r>
-              <w:rPr>
-                <w:rFonts w:ascii="Avenir Next" w:hAnsi="Avenir Next" w:cs="Avenir Next" w:eastAsia="Avenir Next"/>
-                <w:i/>
-                <w:color w:val="1A1A1A"/>
-                <w:sz w:val="18"/>
+                <w:sz w:val="22"/>
                 <w:szCs w:val="18"/>
               </w:rPr>
               <w:t xml:space="preserve"> mg.</w:t>
@@ -5177,6 +5188,7 @@
     </w:p>
     <w:p>
       <w:pPr>
+        <w:pStyle w:val="Heading2"/>
         <w:keepNext/>
         <w:pBdr>
           <w:bottom w:val="single" w:sz="8" w:space="3" w:color="003A70"/>
@@ -5192,7 +5204,7 @@
           <w:b/>
           <w:color w:val="003A70"/>
           <w:spacing w:val="14"/>
-          <w:sz w:val="21"/>
+          <w:sz w:val="22"/>
           <w:szCs w:val="21"/>
         </w:rPr>
         <w:t xml:space="preserve">TEST PRACTICE</w:t>
@@ -5211,7 +5223,7 @@
           <w:rFonts w:ascii="Avenir Next" w:hAnsi="Avenir Next" w:cs="Avenir Next" w:eastAsia="Avenir Next"/>
           <w:i/>
           <w:color w:val="5A5F66"/>
-          <w:sz w:val="17"/>
+          <w:sz w:val="22"/>
           <w:szCs w:val="17"/>
         </w:rPr>
         <w:t xml:space="preserve">choose the best answer</w:t>
@@ -5343,25 +5355,25 @@
                       <w:rFonts w:ascii="Avenir Next" w:hAnsi="Avenir Next" w:cs="Avenir Next" w:eastAsia="Avenir Next"/>
                       <w:b/>
                       <w:color w:val="003A70"/>
+                      <w:sz w:val="22"/>
+                      <w:szCs w:val="21"/>
+                    </w:rPr>
+                    <w:t xml:space="preserve">A</w:t>
+                  </w:r>
+                  <w:r>
+                    <w:rPr>
+                      <w:rFonts w:ascii="Avenir Next" w:hAnsi="Avenir Next" w:cs="Avenir Next" w:eastAsia="Avenir Next"/>
+                      <w:color w:val="1A1A1A"/>
                       <w:sz w:val="21"/>
                       <w:szCs w:val="21"/>
                     </w:rPr>
-                    <w:t xml:space="preserve">A</w:t>
-                  </w:r>
-                  <w:r>
-                    <w:rPr>
-                      <w:rFonts w:ascii="Avenir Next" w:hAnsi="Avenir Next" w:cs="Avenir Next" w:eastAsia="Avenir Next"/>
-                      <w:color w:val="1A1A1A"/>
-                      <w:sz w:val="21"/>
-                      <w:szCs w:val="21"/>
-                    </w:rPr>
                     <w:tab/>
                   </w:r>
                   <w:r>
                     <w:rPr>
                       <w:rFonts w:ascii="Avenir Next" w:hAnsi="Avenir Next" w:cs="Avenir Next" w:eastAsia="Avenir Next"/>
                       <w:color w:val="1A1A1A"/>
-                      <w:sz w:val="21"/>
+                      <w:sz w:val="22"/>
                       <w:szCs w:val="21"/>
                     </w:rPr>
                     <w:t xml:space="preserve">30 mg</w:t>
@@ -5386,25 +5398,25 @@
                       <w:rFonts w:ascii="Avenir Next" w:hAnsi="Avenir Next" w:cs="Avenir Next" w:eastAsia="Avenir Next"/>
                       <w:b/>
                       <w:color w:val="003A70"/>
+                      <w:sz w:val="22"/>
+                      <w:szCs w:val="21"/>
+                    </w:rPr>
+                    <w:t xml:space="preserve">B</w:t>
+                  </w:r>
+                  <w:r>
+                    <w:rPr>
+                      <w:rFonts w:ascii="Avenir Next" w:hAnsi="Avenir Next" w:cs="Avenir Next" w:eastAsia="Avenir Next"/>
+                      <w:color w:val="1A1A1A"/>
                       <w:sz w:val="21"/>
                       <w:szCs w:val="21"/>
                     </w:rPr>
-                    <w:t xml:space="preserve">B</w:t>
-                  </w:r>
-                  <w:r>
-                    <w:rPr>
-                      <w:rFonts w:ascii="Avenir Next" w:hAnsi="Avenir Next" w:cs="Avenir Next" w:eastAsia="Avenir Next"/>
-                      <w:color w:val="1A1A1A"/>
-                      <w:sz w:val="21"/>
-                      <w:szCs w:val="21"/>
-                    </w:rPr>
                     <w:tab/>
                   </w:r>
                   <w:r>
                     <w:rPr>
                       <w:rFonts w:ascii="Avenir Next" w:hAnsi="Avenir Next" w:cs="Avenir Next" w:eastAsia="Avenir Next"/>
                       <w:color w:val="1A1A1A"/>
-                      <w:sz w:val="21"/>
+                      <w:sz w:val="22"/>
                       <w:szCs w:val="21"/>
                     </w:rPr>
                     <w:t xml:space="preserve">66 mg</w:t>
@@ -5429,25 +5441,25 @@
                       <w:rFonts w:ascii="Avenir Next" w:hAnsi="Avenir Next" w:cs="Avenir Next" w:eastAsia="Avenir Next"/>
                       <w:b/>
                       <w:color w:val="003A70"/>
+                      <w:sz w:val="22"/>
+                      <w:szCs w:val="21"/>
+                    </w:rPr>
+                    <w:t xml:space="preserve">C</w:t>
+                  </w:r>
+                  <w:r>
+                    <w:rPr>
+                      <w:rFonts w:ascii="Avenir Next" w:hAnsi="Avenir Next" w:cs="Avenir Next" w:eastAsia="Avenir Next"/>
+                      <w:color w:val="1A1A1A"/>
                       <w:sz w:val="21"/>
                       <w:szCs w:val="21"/>
                     </w:rPr>
-                    <w:t xml:space="preserve">C</w:t>
-                  </w:r>
-                  <w:r>
-                    <w:rPr>
-                      <w:rFonts w:ascii="Avenir Next" w:hAnsi="Avenir Next" w:cs="Avenir Next" w:eastAsia="Avenir Next"/>
-                      <w:color w:val="1A1A1A"/>
-                      <w:sz w:val="21"/>
-                      <w:szCs w:val="21"/>
-                    </w:rPr>
                     <w:tab/>
                   </w:r>
                   <w:r>
                     <w:rPr>
                       <w:rFonts w:ascii="Avenir Next" w:hAnsi="Avenir Next" w:cs="Avenir Next" w:eastAsia="Avenir Next"/>
                       <w:color w:val="1A1A1A"/>
-                      <w:sz w:val="21"/>
+                      <w:sz w:val="22"/>
                       <w:szCs w:val="21"/>
                     </w:rPr>
                     <w:t xml:space="preserve">145.2 mg</w:t>
@@ -5472,25 +5484,25 @@
                       <w:rFonts w:ascii="Avenir Next" w:hAnsi="Avenir Next" w:cs="Avenir Next" w:eastAsia="Avenir Next"/>
                       <w:b/>
                       <w:color w:val="003A70"/>
+                      <w:sz w:val="22"/>
+                      <w:szCs w:val="21"/>
+                    </w:rPr>
+                    <w:t xml:space="preserve">D</w:t>
+                  </w:r>
+                  <w:r>
+                    <w:rPr>
+                      <w:rFonts w:ascii="Avenir Next" w:hAnsi="Avenir Next" w:cs="Avenir Next" w:eastAsia="Avenir Next"/>
+                      <w:color w:val="1A1A1A"/>
                       <w:sz w:val="21"/>
                       <w:szCs w:val="21"/>
                     </w:rPr>
-                    <w:t xml:space="preserve">D</w:t>
-                  </w:r>
-                  <w:r>
-                    <w:rPr>
-                      <w:rFonts w:ascii="Avenir Next" w:hAnsi="Avenir Next" w:cs="Avenir Next" w:eastAsia="Avenir Next"/>
-                      <w:color w:val="1A1A1A"/>
-                      <w:sz w:val="21"/>
-                      <w:szCs w:val="21"/>
-                    </w:rPr>
                     <w:tab/>
                   </w:r>
                   <w:r>
                     <w:rPr>
                       <w:rFonts w:ascii="Avenir Next" w:hAnsi="Avenir Next" w:cs="Avenir Next" w:eastAsia="Avenir Next"/>
                       <w:color w:val="1A1A1A"/>
-                      <w:sz w:val="21"/>
+                      <w:sz w:val="22"/>
                       <w:szCs w:val="21"/>
                     </w:rPr>
                     <w:t xml:space="preserve">15 mg</w:t>
@@ -5638,25 +5650,25 @@
                       <w:rFonts w:ascii="Avenir Next" w:hAnsi="Avenir Next" w:cs="Avenir Next" w:eastAsia="Avenir Next"/>
                       <w:b/>
                       <w:color w:val="003A70"/>
+                      <w:sz w:val="22"/>
+                      <w:szCs w:val="21"/>
+                    </w:rPr>
+                    <w:t xml:space="preserve">A</w:t>
+                  </w:r>
+                  <w:r>
+                    <w:rPr>
+                      <w:rFonts w:ascii="Avenir Next" w:hAnsi="Avenir Next" w:cs="Avenir Next" w:eastAsia="Avenir Next"/>
+                      <w:color w:val="1A1A1A"/>
                       <w:sz w:val="21"/>
                       <w:szCs w:val="21"/>
                     </w:rPr>
-                    <w:t xml:space="preserve">A</w:t>
-                  </w:r>
-                  <w:r>
-                    <w:rPr>
-                      <w:rFonts w:ascii="Avenir Next" w:hAnsi="Avenir Next" w:cs="Avenir Next" w:eastAsia="Avenir Next"/>
-                      <w:color w:val="1A1A1A"/>
-                      <w:sz w:val="21"/>
-                      <w:szCs w:val="21"/>
-                    </w:rPr>
                     <w:tab/>
                   </w:r>
                   <w:r>
                     <w:rPr>
                       <w:rFonts w:ascii="Avenir Next" w:hAnsi="Avenir Next" w:cs="Avenir Next" w:eastAsia="Avenir Next"/>
                       <w:color w:val="1A1A1A"/>
-                      <w:sz w:val="21"/>
+                      <w:sz w:val="22"/>
                       <w:szCs w:val="21"/>
                     </w:rPr>
                     <w:t xml:space="preserve">2.85 L</w:t>
@@ -5681,25 +5693,25 @@
                       <w:rFonts w:ascii="Avenir Next" w:hAnsi="Avenir Next" w:cs="Avenir Next" w:eastAsia="Avenir Next"/>
                       <w:b/>
                       <w:color w:val="003A70"/>
+                      <w:sz w:val="22"/>
+                      <w:szCs w:val="21"/>
+                    </w:rPr>
+                    <w:t xml:space="preserve">B</w:t>
+                  </w:r>
+                  <w:r>
+                    <w:rPr>
+                      <w:rFonts w:ascii="Avenir Next" w:hAnsi="Avenir Next" w:cs="Avenir Next" w:eastAsia="Avenir Next"/>
+                      <w:color w:val="1A1A1A"/>
                       <w:sz w:val="21"/>
                       <w:szCs w:val="21"/>
                     </w:rPr>
-                    <w:t xml:space="preserve">B</w:t>
-                  </w:r>
-                  <w:r>
-                    <w:rPr>
-                      <w:rFonts w:ascii="Avenir Next" w:hAnsi="Avenir Next" w:cs="Avenir Next" w:eastAsia="Avenir Next"/>
-                      <w:color w:val="1A1A1A"/>
-                      <w:sz w:val="21"/>
-                      <w:szCs w:val="21"/>
-                    </w:rPr>
                     <w:tab/>
                   </w:r>
                   <w:r>
                     <w:rPr>
                       <w:rFonts w:ascii="Avenir Next" w:hAnsi="Avenir Next" w:cs="Avenir Next" w:eastAsia="Avenir Next"/>
                       <w:color w:val="1A1A1A"/>
-                      <w:sz w:val="21"/>
+                      <w:sz w:val="22"/>
                       <w:szCs w:val="21"/>
                     </w:rPr>
                     <w:t xml:space="preserve">3.16 L</w:t>
@@ -5724,25 +5736,25 @@
                       <w:rFonts w:ascii="Avenir Next" w:hAnsi="Avenir Next" w:cs="Avenir Next" w:eastAsia="Avenir Next"/>
                       <w:b/>
                       <w:color w:val="003A70"/>
+                      <w:sz w:val="22"/>
+                      <w:szCs w:val="21"/>
+                    </w:rPr>
+                    <w:t xml:space="preserve">C</w:t>
+                  </w:r>
+                  <w:r>
+                    <w:rPr>
+                      <w:rFonts w:ascii="Avenir Next" w:hAnsi="Avenir Next" w:cs="Avenir Next" w:eastAsia="Avenir Next"/>
+                      <w:color w:val="1A1A1A"/>
                       <w:sz w:val="21"/>
                       <w:szCs w:val="21"/>
                     </w:rPr>
-                    <w:t xml:space="preserve">C</w:t>
-                  </w:r>
-                  <w:r>
-                    <w:rPr>
-                      <w:rFonts w:ascii="Avenir Next" w:hAnsi="Avenir Next" w:cs="Avenir Next" w:eastAsia="Avenir Next"/>
-                      <w:color w:val="1A1A1A"/>
-                      <w:sz w:val="21"/>
-                      <w:szCs w:val="21"/>
-                    </w:rPr>
                     <w:tab/>
                   </w:r>
                   <w:r>
                     <w:rPr>
                       <w:rFonts w:ascii="Avenir Next" w:hAnsi="Avenir Next" w:cs="Avenir Next" w:eastAsia="Avenir Next"/>
                       <w:color w:val="1A1A1A"/>
-                      <w:sz w:val="21"/>
+                      <w:sz w:val="22"/>
                       <w:szCs w:val="21"/>
                     </w:rPr>
                     <w:t xml:space="preserve">0.95 L</w:t>
@@ -5767,25 +5779,25 @@
                       <w:rFonts w:ascii="Avenir Next" w:hAnsi="Avenir Next" w:cs="Avenir Next" w:eastAsia="Avenir Next"/>
                       <w:b/>
                       <w:color w:val="003A70"/>
+                      <w:sz w:val="22"/>
+                      <w:szCs w:val="21"/>
+                    </w:rPr>
+                    <w:t xml:space="preserve">D</w:t>
+                  </w:r>
+                  <w:r>
+                    <w:rPr>
+                      <w:rFonts w:ascii="Avenir Next" w:hAnsi="Avenir Next" w:cs="Avenir Next" w:eastAsia="Avenir Next"/>
+                      <w:color w:val="1A1A1A"/>
                       <w:sz w:val="21"/>
                       <w:szCs w:val="21"/>
                     </w:rPr>
-                    <w:t xml:space="preserve">D</w:t>
-                  </w:r>
-                  <w:r>
-                    <w:rPr>
-                      <w:rFonts w:ascii="Avenir Next" w:hAnsi="Avenir Next" w:cs="Avenir Next" w:eastAsia="Avenir Next"/>
-                      <w:color w:val="1A1A1A"/>
-                      <w:sz w:val="21"/>
-                      <w:szCs w:val="21"/>
-                    </w:rPr>
                     <w:tab/>
                   </w:r>
                   <w:r>
                     <w:rPr>
                       <w:rFonts w:ascii="Avenir Next" w:hAnsi="Avenir Next" w:cs="Avenir Next" w:eastAsia="Avenir Next"/>
                       <w:color w:val="1A1A1A"/>
-                      <w:sz w:val="21"/>
+                      <w:sz w:val="22"/>
                       <w:szCs w:val="21"/>
                     </w:rPr>
                     <w:t xml:space="preserve">12 L</w:t>
@@ -5851,6 +5863,7 @@
           </w:tcPr>
           <w:p>
             <w:pPr>
+              <w:pStyle w:val="Heading2"/>
               <w:spacing w:before="0" w:after="0" w:line="240" w:lineRule="auto"/>
             </w:pPr>
             <w:r>
@@ -5888,7 +5901,7 @@
               <w:rPr>
                 <w:rFonts w:ascii="Avenir Next" w:hAnsi="Avenir Next" w:cs="Avenir Next" w:eastAsia="Avenir Next"/>
                 <w:color w:val="1A1A1A"/>
-                <w:sz w:val="17"/>
+                <w:sz w:val="22"/>
                 <w:szCs w:val="17"/>
               </w:rPr>
               <w:t xml:space="preserve">  I can do this on my own</w:t>
@@ -5917,7 +5930,7 @@
               <w:rPr>
                 <w:rFonts w:ascii="Avenir Next" w:hAnsi="Avenir Next" w:cs="Avenir Next" w:eastAsia="Avenir Next"/>
                 <w:color w:val="1A1A1A"/>
-                <w:sz w:val="17"/>
+                <w:sz w:val="22"/>
                 <w:szCs w:val="17"/>
               </w:rPr>
               <w:t xml:space="preserve">  I need a little help</w:t>
@@ -5946,7 +5959,7 @@
               <w:rPr>
                 <w:rFonts w:ascii="Avenir Next" w:hAnsi="Avenir Next" w:cs="Avenir Next" w:eastAsia="Avenir Next"/>
                 <w:color w:val="1A1A1A"/>
-                <w:sz w:val="17"/>
+                <w:sz w:val="22"/>
                 <w:szCs w:val="17"/>
               </w:rPr>
               <w:t xml:space="preserve">  I have a question about #</w:t>
@@ -5984,7 +5997,7 @@
         <w:rPr>
           <w:rFonts w:ascii="Avenir Next" w:hAnsi="Avenir Next" w:cs="Avenir Next" w:eastAsia="Avenir Next"/>
           <w:color w:val="5A5F66"/>
-          <w:sz w:val="17"/>
+          <w:sz w:val="22"/>
           <w:szCs w:val="17"/>
         </w:rPr>
         <w:t xml:space="preserve">Explain to someone at home why a nurse converts pounds to kilograms before finding a dose.</w:t>
@@ -6078,7 +6091,106 @@
               <w:sz w:val="15"/>
               <w:szCs w:val="15"/>
             </w:rPr>
-            <w:t xml:space="preserve">Lesson 3-7  ·  Homework Packet  ·  Level 1</w:t>
+            <w:t xml:space="preserve">3-7 · Page </w:t>
+          </w:r>
+          <w:r>
+            <w:rPr>
+              <w:rFonts w:ascii="Avenir Next" w:hAnsi="Avenir Next" w:cs="Avenir Next" w:eastAsia="Avenir Next"/>
+              <w:color w:val="5A5F66"/>
+              <w:sz w:val="15"/>
+              <w:szCs w:val="15"/>
+            </w:rPr>
+            <w:fldChar w:fldCharType="begin"/>
+          </w:r>
+          <w:r>
+            <w:rPr>
+              <w:rFonts w:ascii="Avenir Next" w:hAnsi="Avenir Next" w:cs="Avenir Next" w:eastAsia="Avenir Next"/>
+              <w:color w:val="5A5F66"/>
+              <w:sz w:val="15"/>
+              <w:szCs w:val="15"/>
+            </w:rPr>
+            <w:instrText xml:space="preserve"> PAGE </w:instrText>
+          </w:r>
+          <w:r>
+            <w:rPr>
+              <w:rFonts w:ascii="Avenir Next" w:hAnsi="Avenir Next" w:cs="Avenir Next" w:eastAsia="Avenir Next"/>
+              <w:color w:val="5A5F66"/>
+              <w:sz w:val="15"/>
+              <w:szCs w:val="15"/>
+            </w:rPr>
+            <w:fldChar w:fldCharType="separate"/>
+          </w:r>
+          <w:r>
+            <w:rPr>
+              <w:rFonts w:ascii="Avenir Next" w:hAnsi="Avenir Next" w:cs="Avenir Next" w:eastAsia="Avenir Next"/>
+              <w:color w:val="5A5F66"/>
+              <w:sz w:val="15"/>
+              <w:szCs w:val="15"/>
+            </w:rPr>
+            <w:t xml:space="preserve">1</w:t>
+          </w:r>
+          <w:r>
+            <w:rPr>
+              <w:rFonts w:ascii="Avenir Next" w:hAnsi="Avenir Next" w:cs="Avenir Next" w:eastAsia="Avenir Next"/>
+              <w:color w:val="5A5F66"/>
+              <w:sz w:val="15"/>
+              <w:szCs w:val="15"/>
+            </w:rPr>
+            <w:fldChar w:fldCharType="end"/>
+          </w:r>
+          <w:r>
+            <w:rPr>
+              <w:rFonts w:ascii="Avenir Next" w:hAnsi="Avenir Next" w:cs="Avenir Next" w:eastAsia="Avenir Next"/>
+              <w:color w:val="5A5F66"/>
+              <w:sz w:val="15"/>
+              <w:szCs w:val="15"/>
+            </w:rPr>
+            <w:t xml:space="preserve"> of </w:t>
+          </w:r>
+          <w:r>
+            <w:rPr>
+              <w:rFonts w:ascii="Avenir Next" w:hAnsi="Avenir Next" w:cs="Avenir Next" w:eastAsia="Avenir Next"/>
+              <w:color w:val="5A5F66"/>
+              <w:sz w:val="15"/>
+              <w:szCs w:val="15"/>
+            </w:rPr>
+            <w:fldChar w:fldCharType="begin"/>
+          </w:r>
+          <w:r>
+            <w:rPr>
+              <w:rFonts w:ascii="Avenir Next" w:hAnsi="Avenir Next" w:cs="Avenir Next" w:eastAsia="Avenir Next"/>
+              <w:color w:val="5A5F66"/>
+              <w:sz w:val="15"/>
+              <w:szCs w:val="15"/>
+            </w:rPr>
+            <w:instrText xml:space="preserve"> NUMPAGES </w:instrText>
+          </w:r>
+          <w:r>
+            <w:rPr>
+              <w:rFonts w:ascii="Avenir Next" w:hAnsi="Avenir Next" w:cs="Avenir Next" w:eastAsia="Avenir Next"/>
+              <w:color w:val="5A5F66"/>
+              <w:sz w:val="15"/>
+              <w:szCs w:val="15"/>
+            </w:rPr>
+            <w:fldChar w:fldCharType="separate"/>
+          </w:r>
+          <w:r>
+            <w:rPr>
+              <w:rFonts w:ascii="Avenir Next" w:hAnsi="Avenir Next" w:cs="Avenir Next" w:eastAsia="Avenir Next"/>
+              <w:color w:val="5A5F66"/>
+              <w:sz w:val="15"/>
+              <w:szCs w:val="15"/>
+            </w:rPr>
+            <w:t xml:space="preserve">1</w:t>
+          </w:r>
+          <w:r>
+            <w:rPr>
+              <w:rFonts w:ascii="Avenir Next" w:hAnsi="Avenir Next" w:cs="Avenir Next" w:eastAsia="Avenir Next"/>
+              <w:color w:val="5A5F66"/>
+              <w:sz w:val="15"/>
+              <w:szCs w:val="15"/>
+            </w:rPr>
+            <w:fldChar w:fldCharType="end"/>
           </w:r>
         </w:p>
       </w:tc>
@@ -6121,5 +6233,23 @@
       </w:tblCellMar>
     </w:tblPr>
   </w:style>
+  <w:style w:type="paragraph" w:styleId="Heading1">
+    <w:name w:val="heading 1"/>
+    <w:basedOn w:val="Normal"/>
+    <w:pPr>
+      <w:outlineLvl w:val="0"/>
+      <w:keepNext w:val="0"/>
+      <w:keepLines w:val="0"/>
+    </w:pPr>
+  </w:style>
+  <w:style w:type="paragraph" w:styleId="Heading2">
+    <w:name w:val="heading 2"/>
+    <w:basedOn w:val="Normal"/>
+    <w:pPr>
+      <w:outlineLvl w:val="1"/>
+      <w:keepNext w:val="0"/>
+      <w:keepLines w:val="0"/>
+    </w:pPr>
+  </w:style>
 </w:styles>
 </file>